--- a/t01_s3.docx
+++ b/t01_s3.docx
@@ -3,2168 +3,1698 @@
 <w:document xmlns:wpc="http://schemas.microsoft.com/office/word/2010/wordprocessingCanvas" xmlns:mo="http://schemas.microsoft.com/office/mac/office/2008/main" xmlns:mc="http://schemas.openxmlformats.org/markup-compatibility/2006" xmlns:mv="urn:schemas-microsoft-com:mac:vml" xmlns:o="urn:schemas-microsoft-com:office:office" xmlns:r="http://schemas.openxmlformats.org/officeDocument/2006/relationships" xmlns:m="http://schemas.openxmlformats.org/officeDocument/2006/math" xmlns:v="urn:schemas-microsoft-com:vml" xmlns:wp14="http://schemas.microsoft.com/office/word/2010/wordprocessingDrawing" xmlns:wp="http://schemas.openxmlformats.org/drawingml/2006/wordprocessingDrawing" xmlns:w10="urn:schemas-microsoft-com:office:word" xmlns:w="http://schemas.openxmlformats.org/wordprocessingml/2006/main" xmlns:w14="http://schemas.microsoft.com/office/word/2010/wordml" xmlns:wpg="http://schemas.microsoft.com/office/word/2010/wordprocessingGroup" xmlns:wpi="http://schemas.microsoft.com/office/word/2010/wordprocessingInk" xmlns:wne="http://schemas.microsoft.com/office/word/2006/wordml" xmlns:wps="http://schemas.microsoft.com/office/word/2010/wordprocessingShape" mc:Ignorable="w14 wp14">
   <w:body>
     <w:p>
-      <w:pPr>
-        <w:spacing w:after="20" w:before="120"/>
-      </w:pPr>
-      <w:r>
-        <w:rPr>
-          <w:b/>
-          <w:sz w:val="22"/>
-        </w:rPr>
-        <w:t>Question: If NTG given to a client who is suspected for heart attack.The NTG is working in best way if patient?</w:t>
-      </w:r>
-    </w:p>
-    <w:p>
-      <w:pPr>
-        <w:spacing w:after="0" w:before="0"/>
-      </w:pPr>
-      <w:r>
-        <w:rPr>
-          <w:b w:val="0"/>
-          <w:sz w:val="22"/>
-        </w:rPr>
-        <w:t>(a) Feel burning sensation under the tongue</w:t>
-      </w:r>
-    </w:p>
-    <w:p>
-      <w:pPr>
-        <w:spacing w:after="0" w:before="0"/>
-      </w:pPr>
-      <w:r>
-        <w:rPr>
-          <w:b w:val="0"/>
-          <w:sz w:val="22"/>
-        </w:rPr>
-        <w:t>(b) Medicine given in dark room</w:t>
-      </w:r>
-    </w:p>
-    <w:p>
-      <w:pPr>
-        <w:spacing w:after="0" w:before="0"/>
-      </w:pPr>
-      <w:r>
-        <w:rPr>
-          <w:b w:val="0"/>
-          <w:sz w:val="22"/>
-        </w:rPr>
-        <w:t>(c) Feel mouth Itching</w:t>
-      </w:r>
-    </w:p>
-    <w:p>
-      <w:pPr>
-        <w:spacing w:after="0" w:before="0"/>
-      </w:pPr>
-      <w:r>
-        <w:rPr>
-          <w:b w:val="0"/>
-          <w:sz w:val="22"/>
-        </w:rPr>
-        <w:t>(d) Feel blurred vision</w:t>
-      </w:r>
-    </w:p>
-    <w:p>
-      <w:pPr>
-        <w:spacing w:after="0" w:before="40"/>
-      </w:pPr>
-      <w:r>
-        <w:rPr>
-          <w:b/>
-          <w:sz w:val="22"/>
-        </w:rPr>
-        <w:t>Answer: a</w:t>
-      </w:r>
-    </w:p>
-    <w:p>
-      <w:pPr>
-        <w:spacing w:after="0" w:before="0"/>
-      </w:pPr>
-      <w:r>
-        <w:rPr>
-          <w:b w:val="0"/>
-          <w:sz w:val="21"/>
-        </w:rPr>
-        <w:t>Solution: If NTG given to a client who is suspected for heart attack. The NTG is working in the best way if the patient feels a burning sensation under the tongue. Nitroglycerin (NTG) is a vasodilator used to treat chest pain or angina. When given to a patient who is suspected of having a heart attack, the aim is to relieve the chest pain, improve blood flow to the heart, and prevent further damage to the heart muscle. The burning sensation under the tongue is a common side effect of NTG and indicates that the medication is working. The medication is absorbed through the mucous membrane under the tongue, and the sensation is a sign that medication is being absorbed and is dilating the blood vessels around the heart. It is important to note that if the chest pain persists or worsens despite taking NTG, immediate medical attention should be sought.</w:t>
-      </w:r>
-    </w:p>
-    <w:p>
-      <w:pPr>
-        <w:spacing w:after="0" w:before="0"/>
-      </w:pPr>
-      <w:r>
-        <w:rPr>
-          <w:b w:val="0"/>
-          <w:sz w:val="20"/>
-        </w:rPr>
-        <w:t>Positive Marks: 1</w:t>
-      </w:r>
-    </w:p>
-    <w:p>
-      <w:pPr>
-        <w:spacing w:after="160" w:before="0"/>
-      </w:pPr>
-      <w:r>
-        <w:rPr>
-          <w:b w:val="0"/>
-          <w:sz w:val="20"/>
-        </w:rPr>
-        <w:t>Negative Marks: 0.25</w:t>
-      </w:r>
-    </w:p>
-    <w:p>
-      <w:pPr>
-        <w:spacing w:after="20" w:before="120"/>
-      </w:pPr>
-      <w:r>
-        <w:rPr>
-          <w:b/>
-          <w:sz w:val="22"/>
-        </w:rPr>
-        <w:t>Question: The reason for polyurea is best defined as:</w:t>
-      </w:r>
-    </w:p>
-    <w:p>
-      <w:pPr>
-        <w:spacing w:after="0" w:before="0"/>
-      </w:pPr>
-      <w:r>
-        <w:rPr>
-          <w:b w:val="0"/>
-          <w:sz w:val="22"/>
-        </w:rPr>
-        <w:t>(a) Dark colored urine</w:t>
-      </w:r>
-    </w:p>
-    <w:p>
-      <w:pPr>
-        <w:spacing w:after="0" w:before="0"/>
-      </w:pPr>
-      <w:r>
-        <w:rPr>
-          <w:b w:val="0"/>
-          <w:sz w:val="22"/>
-        </w:rPr>
-        <w:t>(b) Diminished ability of the kidneys to concentrate the urine</w:t>
-      </w:r>
-    </w:p>
-    <w:p>
-      <w:pPr>
-        <w:spacing w:after="0" w:before="0"/>
-      </w:pPr>
-      <w:r>
-        <w:rPr>
-          <w:b w:val="0"/>
-          <w:sz w:val="22"/>
-        </w:rPr>
-        <w:t>(c) Lack of urine formation</w:t>
-      </w:r>
-    </w:p>
-    <w:p>
-      <w:pPr>
-        <w:spacing w:after="0" w:before="0"/>
-      </w:pPr>
-      <w:r>
-        <w:rPr>
-          <w:b w:val="0"/>
-          <w:sz w:val="22"/>
-        </w:rPr>
-        <w:t>(d) Passing too much urine at night</w:t>
-      </w:r>
-    </w:p>
-    <w:p>
-      <w:pPr>
-        <w:spacing w:after="0" w:before="40"/>
-      </w:pPr>
-      <w:r>
-        <w:rPr>
-          <w:b/>
-          <w:sz w:val="22"/>
-        </w:rPr>
-        <w:t>Answer: b</w:t>
-      </w:r>
-    </w:p>
-    <w:p>
-      <w:pPr>
-        <w:spacing w:after="0" w:before="0"/>
-      </w:pPr>
-      <w:r>
-        <w:rPr>
-          <w:b w:val="0"/>
-          <w:sz w:val="21"/>
-        </w:rPr>
-        <w:t>Solution: Polyuria is best defined as the diminished ability of the kidneys to concentrate urine, producing excessive urine output.</w:t>
-      </w:r>
-    </w:p>
-    <w:p>
-      <w:pPr>
-        <w:spacing w:after="0" w:before="0"/>
-      </w:pPr>
-      <w:r>
-        <w:rPr>
-          <w:b w:val="0"/>
-          <w:sz w:val="20"/>
-        </w:rPr>
-        <w:t>Positive Marks: 1</w:t>
-      </w:r>
-    </w:p>
-    <w:p>
-      <w:pPr>
-        <w:spacing w:after="160" w:before="0"/>
-      </w:pPr>
-      <w:r>
-        <w:rPr>
-          <w:b w:val="0"/>
-          <w:sz w:val="20"/>
-        </w:rPr>
-        <w:t>Negative Marks: 0.25</w:t>
-      </w:r>
-    </w:p>
-    <w:p>
-      <w:pPr>
-        <w:spacing w:after="20" w:before="120"/>
-      </w:pPr>
-      <w:r>
-        <w:rPr>
-          <w:b/>
-          <w:sz w:val="22"/>
-        </w:rPr>
-        <w:t>Question: During IV Potassium Chloride (KCl) correction, which ECG change indicates hyperkalemia requiring immediate stoppage of infusion?</w:t>
-      </w:r>
-    </w:p>
-    <w:p>
-      <w:pPr>
-        <w:spacing w:after="0" w:before="0"/>
-      </w:pPr>
-      <w:r>
-        <w:rPr>
-          <w:b w:val="0"/>
-          <w:sz w:val="22"/>
-        </w:rPr>
-        <w:t>(a) Depressed ST segment</w:t>
-      </w:r>
-    </w:p>
-    <w:p>
-      <w:pPr>
-        <w:spacing w:after="0" w:before="0"/>
-      </w:pPr>
-      <w:r>
-        <w:rPr>
-          <w:b w:val="0"/>
-          <w:sz w:val="22"/>
-        </w:rPr>
-        <w:t>(b) Tall peaked T waves</w:t>
-      </w:r>
-    </w:p>
-    <w:p>
-      <w:pPr>
-        <w:spacing w:after="0" w:before="0"/>
-      </w:pPr>
-      <w:r>
-        <w:rPr>
-          <w:b w:val="0"/>
-          <w:sz w:val="22"/>
-        </w:rPr>
-        <w:t>(c) Shallow inverted T wave</w:t>
-      </w:r>
-    </w:p>
-    <w:p>
-      <w:pPr>
-        <w:spacing w:after="0" w:before="0"/>
-      </w:pPr>
-      <w:r>
-        <w:rPr>
-          <w:b w:val="0"/>
-          <w:sz w:val="22"/>
-        </w:rPr>
-        <w:t>(d) Prominent U wave</w:t>
-      </w:r>
-    </w:p>
-    <w:p>
-      <w:pPr>
-        <w:spacing w:after="0" w:before="40"/>
-      </w:pPr>
-      <w:r>
-        <w:rPr>
-          <w:b/>
-          <w:sz w:val="22"/>
-        </w:rPr>
-        <w:t>Answer: b</w:t>
-      </w:r>
-    </w:p>
-    <w:p>
-      <w:pPr>
-        <w:spacing w:after="0" w:before="0"/>
-      </w:pPr>
-      <w:r>
-        <w:rPr>
-          <w:b w:val="0"/>
-          <w:sz w:val="21"/>
-        </w:rPr>
-        <w:t>Solution: Tall peaked T waves are the earliest ECG sign of hyperkalemia. Immediate cessation of IV potassium infusion is required to avoid lethal dysrhythmias.</w:t>
-      </w:r>
-    </w:p>
-    <w:p>
-      <w:pPr>
-        <w:spacing w:after="0" w:before="0"/>
-      </w:pPr>
-      <w:r>
-        <w:rPr>
-          <w:b w:val="0"/>
-          <w:sz w:val="20"/>
-        </w:rPr>
-        <w:t>Positive Marks: 1</w:t>
-      </w:r>
-    </w:p>
-    <w:p>
-      <w:pPr>
-        <w:spacing w:after="160" w:before="0"/>
-      </w:pPr>
-      <w:r>
-        <w:rPr>
-          <w:b w:val="0"/>
-          <w:sz w:val="20"/>
-        </w:rPr>
-        <w:t>Negative Marks: 0.25</w:t>
-      </w:r>
-    </w:p>
-    <w:p>
-      <w:pPr>
-        <w:spacing w:after="20" w:before="120"/>
-      </w:pPr>
-      <w:r>
-        <w:rPr>
-          <w:b/>
-          <w:sz w:val="22"/>
-        </w:rPr>
-        <w:t>Question: What is the most common bacterial cause of urinary tract infection (UTI) in children?</w:t>
-      </w:r>
-    </w:p>
-    <w:p>
-      <w:pPr>
-        <w:spacing w:after="0" w:before="0"/>
-      </w:pPr>
-      <w:r>
-        <w:rPr>
-          <w:b w:val="0"/>
-          <w:sz w:val="22"/>
-        </w:rPr>
-        <w:t>(a) Streptococcus</w:t>
-      </w:r>
-    </w:p>
-    <w:p>
-      <w:pPr>
-        <w:spacing w:after="0" w:before="0"/>
-      </w:pPr>
-      <w:r>
-        <w:rPr>
-          <w:b w:val="0"/>
-          <w:sz w:val="22"/>
-        </w:rPr>
-        <w:t>(b) E. coli</w:t>
-      </w:r>
-    </w:p>
-    <w:p>
-      <w:pPr>
-        <w:spacing w:after="0" w:before="0"/>
-      </w:pPr>
-      <w:r>
-        <w:rPr>
-          <w:b w:val="0"/>
-          <w:sz w:val="22"/>
-        </w:rPr>
-        <w:t>(c) EBV</w:t>
-      </w:r>
-    </w:p>
-    <w:p>
-      <w:pPr>
-        <w:spacing w:after="0" w:before="0"/>
-      </w:pPr>
-      <w:r>
-        <w:rPr>
-          <w:b w:val="0"/>
-          <w:sz w:val="22"/>
-        </w:rPr>
-        <w:t>(d) Staphylococcus</w:t>
-      </w:r>
-    </w:p>
-    <w:p>
-      <w:pPr>
-        <w:spacing w:after="0" w:before="40"/>
-      </w:pPr>
-      <w:r>
-        <w:rPr>
-          <w:b/>
-          <w:sz w:val="22"/>
-        </w:rPr>
-        <w:t>Answer: b</w:t>
-      </w:r>
-    </w:p>
-    <w:p>
-      <w:pPr>
-        <w:spacing w:after="0" w:before="0"/>
-      </w:pPr>
-      <w:r>
-        <w:rPr>
-          <w:b w:val="0"/>
-          <w:sz w:val="21"/>
-        </w:rPr>
-        <w:t>Solution: The most common bacterial cause of urinary tract infection (UTI) in children is Escherichia coli (E. coli) (option D). E. coli is a type of bacteria that normally resides in the gastrointestinal tract. However, it can ascend into the urinary tract, especially in girls, leading to infection. The proximity of the urethra to the anus in children makes it easier for bacteria to enter the urinary system. Other bacterial pathogens such as Klebsiella, Proteus, and Enterococcus can also cause UTIs in children, but E. coli is the most prevalent. Prompt diagnosis and appropriate treatment are essential to prevent complications and recurrent infections in children with UTIs.</w:t>
-      </w:r>
-    </w:p>
-    <w:p>
-      <w:pPr>
-        <w:spacing w:after="0" w:before="0"/>
-      </w:pPr>
-      <w:r>
-        <w:rPr>
-          <w:b w:val="0"/>
-          <w:sz w:val="20"/>
-        </w:rPr>
-        <w:t>Positive Marks: 1</w:t>
-      </w:r>
-    </w:p>
-    <w:p>
-      <w:pPr>
-        <w:spacing w:after="160" w:before="0"/>
-      </w:pPr>
-      <w:r>
-        <w:rPr>
-          <w:b w:val="0"/>
-          <w:sz w:val="20"/>
-        </w:rPr>
-        <w:t>Negative Marks: 0.25</w:t>
-      </w:r>
-    </w:p>
-    <w:p>
-      <w:pPr>
-        <w:spacing w:after="20" w:before="120"/>
-      </w:pPr>
-      <w:r>
-        <w:rPr>
-          <w:b/>
-          <w:sz w:val="22"/>
-        </w:rPr>
-        <w:t>Question: What is the recommended HPV vaccination schedule for adolescent girls?</w:t>
-      </w:r>
-    </w:p>
-    <w:p>
-      <w:pPr>
-        <w:spacing w:after="0" w:before="0"/>
-      </w:pPr>
-      <w:r>
-        <w:rPr>
-          <w:b w:val="0"/>
-          <w:sz w:val="22"/>
-        </w:rPr>
-        <w:t>(a) 3 doses, in 0,2.6 month interval 15 years of age group</w:t>
-      </w:r>
-    </w:p>
-    <w:p>
-      <w:pPr>
-        <w:spacing w:after="0" w:before="0"/>
-      </w:pPr>
-      <w:r>
-        <w:rPr>
-          <w:b w:val="0"/>
-          <w:sz w:val="22"/>
-        </w:rPr>
-        <w:t>(b) 2 doses, in 1,6 month interval 15 years of age group</w:t>
-      </w:r>
-    </w:p>
-    <w:p>
-      <w:pPr>
-        <w:spacing w:after="0" w:before="0"/>
-      </w:pPr>
-      <w:r>
-        <w:rPr>
-          <w:b w:val="0"/>
-          <w:sz w:val="22"/>
-        </w:rPr>
-        <w:t>(c) 3 doses, in 0, 1, 6 month interval &lt;15 years of age group</w:t>
-      </w:r>
-    </w:p>
-    <w:p>
-      <w:pPr>
-        <w:spacing w:after="0" w:before="0"/>
-      </w:pPr>
-      <w:r>
-        <w:rPr>
-          <w:b w:val="0"/>
-          <w:sz w:val="22"/>
-        </w:rPr>
-        <w:t>(d) 3 doses, in 0,6,12 month interval&lt;15 years of age group</w:t>
-      </w:r>
-    </w:p>
-    <w:p>
-      <w:pPr>
-        <w:spacing w:after="0" w:before="40"/>
-      </w:pPr>
-      <w:r>
-        <w:rPr>
-          <w:b/>
-          <w:sz w:val="22"/>
-        </w:rPr>
-        <w:t>Answer: c</w:t>
-      </w:r>
-    </w:p>
-    <w:p>
-      <w:pPr>
-        <w:spacing w:after="0" w:before="0"/>
-      </w:pPr>
-      <w:r>
-        <w:rPr>
-          <w:b w:val="0"/>
-          <w:sz w:val="21"/>
-        </w:rPr>
-        <w:t>Solution: The recommended HPV vaccination schedule for adolescent girls is three doses given in a 0, 1, 6-month interval for those under 15 years of age (option B). The HPV vaccine protects against several strains of the human papillomavirus, which is a common sexually transmitted infection and a leading cause of cervical cancer. The three-dose schedule provides optimal protection against HPV and is recommended for girls and boys starting at age 11 or 12. The interval between doses allows for the development of an adequate immune response. It is important to follow the recommended schedule to ensure maximum effectiveness of the vaccine.</w:t>
-      </w:r>
-    </w:p>
-    <w:p>
-      <w:pPr>
-        <w:spacing w:after="0" w:before="0"/>
-      </w:pPr>
-      <w:r>
-        <w:rPr>
-          <w:b w:val="0"/>
-          <w:sz w:val="20"/>
-        </w:rPr>
-        <w:t>Positive Marks: 1</w:t>
-      </w:r>
-    </w:p>
-    <w:p>
-      <w:pPr>
-        <w:spacing w:after="160" w:before="0"/>
-      </w:pPr>
-      <w:r>
-        <w:rPr>
-          <w:b w:val="0"/>
-          <w:sz w:val="20"/>
-        </w:rPr>
-        <w:t>Negative Marks: 0.25</w:t>
-      </w:r>
-    </w:p>
-    <w:p>
-      <w:pPr>
-        <w:spacing w:after="20" w:before="120"/>
-      </w:pPr>
-      <w:r>
-        <w:rPr>
-          <w:b/>
-          <w:sz w:val="22"/>
-        </w:rPr>
-        <w:t>Question: Preeclampsia PIH [0BG) Which of the following clinical findings is not typically observed during pregnancy?</w:t>
-      </w:r>
-    </w:p>
-    <w:p>
-      <w:pPr>
-        <w:spacing w:after="0" w:before="0"/>
-      </w:pPr>
-      <w:r>
-        <w:rPr>
-          <w:b w:val="0"/>
-          <w:sz w:val="22"/>
-        </w:rPr>
-        <w:t>(a) Colostrum</w:t>
-      </w:r>
-    </w:p>
-    <w:p>
-      <w:pPr>
-        <w:spacing w:after="0" w:before="0"/>
-      </w:pPr>
-      <w:r>
-        <w:rPr>
-          <w:b w:val="0"/>
-          <w:sz w:val="22"/>
-        </w:rPr>
-        <w:t>(b) Striae gravidrium</w:t>
-      </w:r>
-    </w:p>
-    <w:p>
-      <w:pPr>
-        <w:spacing w:after="0" w:before="0"/>
-      </w:pPr>
-      <w:r>
-        <w:rPr>
-          <w:b w:val="0"/>
-          <w:sz w:val="22"/>
-        </w:rPr>
-        <w:t>(c) Chloasma</w:t>
-      </w:r>
-    </w:p>
-    <w:p>
-      <w:pPr>
-        <w:spacing w:after="0" w:before="0"/>
-      </w:pPr>
-      <w:r>
-        <w:rPr>
-          <w:b w:val="0"/>
-          <w:sz w:val="22"/>
-        </w:rPr>
-        <w:t>(d) Dysuria</w:t>
-      </w:r>
-    </w:p>
-    <w:p>
-      <w:pPr>
-        <w:spacing w:after="0" w:before="40"/>
-      </w:pPr>
-      <w:r>
-        <w:rPr>
-          <w:b/>
-          <w:sz w:val="22"/>
-        </w:rPr>
-        <w:t>Answer: a</w:t>
-      </w:r>
-    </w:p>
-    <w:p>
-      <w:pPr>
-        <w:spacing w:after="0" w:before="0"/>
-      </w:pPr>
-      <w:r>
-        <w:rPr>
-          <w:b w:val="0"/>
-          <w:sz w:val="21"/>
-        </w:rPr>
-        <w:t>Solution: Answer: Dysuria (painful or difficult urination) is not a common clinical finding in pregnancy. Striae gravidarum (stretch marks), colostrum (a thick, yellowish fluid that is produced by the breasts during pregnancy and the first few days after childbirth), and chloasma (darkening of the skin, often on the face) are all commonly observed during pregnancy due to hormonal changes.</w:t>
-      </w:r>
-    </w:p>
-    <w:p>
-      <w:pPr>
-        <w:spacing w:after="0" w:before="0"/>
-      </w:pPr>
-      <w:r>
-        <w:rPr>
-          <w:b w:val="0"/>
-          <w:sz w:val="20"/>
-        </w:rPr>
-        <w:t>Positive Marks: 1</w:t>
-      </w:r>
-    </w:p>
-    <w:p>
-      <w:pPr>
-        <w:spacing w:after="160" w:before="0"/>
-      </w:pPr>
-      <w:r>
-        <w:rPr>
-          <w:b w:val="0"/>
-          <w:sz w:val="20"/>
-        </w:rPr>
-        <w:t>Negative Marks: 0.25</w:t>
-      </w:r>
-    </w:p>
-    <w:p>
-      <w:pPr>
-        <w:spacing w:after="20" w:before="120"/>
-      </w:pPr>
-      <w:r>
-        <w:rPr>
-          <w:b/>
-          <w:sz w:val="22"/>
-        </w:rPr>
-        <w:t>Question: A 28-year-old primigravida attends the ANC OPD. How many additional kilocalories per day are recommended during pregnancy?</w:t>
-      </w:r>
-    </w:p>
-    <w:p>
-      <w:pPr>
-        <w:spacing w:after="0" w:before="0"/>
-      </w:pPr>
-      <w:r>
-        <w:rPr>
-          <w:b w:val="0"/>
-          <w:sz w:val="22"/>
-        </w:rPr>
-        <w:t>(a) 200 kcal</w:t>
-      </w:r>
-    </w:p>
-    <w:p>
-      <w:pPr>
-        <w:spacing w:after="0" w:before="0"/>
-      </w:pPr>
-      <w:r>
-        <w:rPr>
-          <w:b w:val="0"/>
-          <w:sz w:val="22"/>
-        </w:rPr>
-        <w:t>(b) 300 kcal</w:t>
-      </w:r>
-    </w:p>
-    <w:p>
-      <w:pPr>
-        <w:spacing w:after="0" w:before="0"/>
-      </w:pPr>
-      <w:r>
-        <w:rPr>
-          <w:b w:val="0"/>
-          <w:sz w:val="22"/>
-        </w:rPr>
-        <w:t>(c) 500 kcal</w:t>
-      </w:r>
-    </w:p>
-    <w:p>
-      <w:pPr>
-        <w:spacing w:after="0" w:before="0"/>
-      </w:pPr>
-      <w:r>
-        <w:rPr>
-          <w:b w:val="0"/>
-          <w:sz w:val="22"/>
-        </w:rPr>
-        <w:t>(d) 1000 kcal</w:t>
-      </w:r>
-    </w:p>
-    <w:p>
-      <w:pPr>
-        <w:spacing w:after="0" w:before="40"/>
-      </w:pPr>
-      <w:r>
-        <w:rPr>
-          <w:b/>
-          <w:sz w:val="22"/>
-        </w:rPr>
-        <w:t>Answer: b</w:t>
-      </w:r>
-    </w:p>
-    <w:p>
-      <w:pPr>
-        <w:spacing w:after="0" w:before="0"/>
-      </w:pPr>
-      <w:r>
-        <w:rPr>
-          <w:b w:val="0"/>
-          <w:sz w:val="21"/>
-        </w:rPr>
-        <w:t>Solution: ICMR guidelines recommend an additional energy intake of +350 kcal/day (approx 300 kcal) during pregnancy to support fetal growth and maternal tissue development.</w:t>
-      </w:r>
-    </w:p>
-    <w:p>
-      <w:pPr>
-        <w:spacing w:after="0" w:before="0"/>
-      </w:pPr>
-      <w:r>
-        <w:rPr>
-          <w:b w:val="0"/>
-          <w:sz w:val="20"/>
-        </w:rPr>
-        <w:t>Positive Marks: 1</w:t>
-      </w:r>
-    </w:p>
-    <w:p>
-      <w:pPr>
-        <w:spacing w:after="160" w:before="0"/>
-      </w:pPr>
-      <w:r>
-        <w:rPr>
-          <w:b w:val="0"/>
-          <w:sz w:val="20"/>
-        </w:rPr>
-        <w:t>Negative Marks: 0.25</w:t>
-      </w:r>
-    </w:p>
-    <w:p>
-      <w:pPr>
-        <w:spacing w:after="20" w:before="120"/>
-      </w:pPr>
-      <w:r>
-        <w:rPr>
-          <w:b/>
-          <w:sz w:val="22"/>
-        </w:rPr>
-        <w:t>Question: What is the mechanism by which spraying kerosene on stagnant water kills Anopheles mosquitoes?</w:t>
-      </w:r>
-    </w:p>
-    <w:p>
-      <w:pPr>
-        <w:spacing w:after="0" w:before="0"/>
-      </w:pPr>
-      <w:r>
-        <w:rPr>
-          <w:b w:val="0"/>
-          <w:sz w:val="22"/>
-        </w:rPr>
-        <w:t>(a) Prevention of spiracle to come in contact with air</w:t>
-      </w:r>
-    </w:p>
-    <w:p>
-      <w:pPr>
-        <w:spacing w:after="0" w:before="0"/>
-      </w:pPr>
-      <w:r>
-        <w:rPr>
-          <w:b w:val="0"/>
-          <w:sz w:val="22"/>
-        </w:rPr>
-        <w:t>(b) Diffusion into body</w:t>
-      </w:r>
-    </w:p>
-    <w:p>
-      <w:pPr>
-        <w:spacing w:after="0" w:before="0"/>
-      </w:pPr>
-      <w:r>
-        <w:rPr>
-          <w:b w:val="0"/>
-          <w:sz w:val="22"/>
-        </w:rPr>
-        <w:t>(c) Burning of body wall</w:t>
-      </w:r>
-    </w:p>
-    <w:p>
-      <w:pPr>
-        <w:spacing w:after="0" w:before="0"/>
-      </w:pPr>
-      <w:r>
-        <w:rPr>
-          <w:b w:val="0"/>
-          <w:sz w:val="22"/>
-        </w:rPr>
-        <w:t>(d) Entry into and blocking of respiratory tract</w:t>
-      </w:r>
-    </w:p>
-    <w:p>
-      <w:pPr>
-        <w:spacing w:after="0" w:before="40"/>
-      </w:pPr>
-      <w:r>
-        <w:rPr>
-          <w:b/>
-          <w:sz w:val="22"/>
-        </w:rPr>
-        <w:t>Answer: d</w:t>
-      </w:r>
-    </w:p>
-    <w:p>
-      <w:pPr>
-        <w:spacing w:after="0" w:before="0"/>
-      </w:pPr>
-      <w:r>
-        <w:rPr>
-          <w:b w:val="0"/>
-          <w:sz w:val="21"/>
-        </w:rPr>
-        <w:t>Solution: Spraying kerosene on stagnant water kills Anopheles mosquitoes by the mechanism of entry into and blocking of the respiratory tract. Kerosene forms a film over the water surface, depriving the mosquito larvae and pupae of access to atmospheric oxygen. Mosquito larvae and pupae breathe through specialized structures called spiracles, which are connected to their respiratory system. When the kerosene film is formed on the water, it blocks the spiracles, preventing the larvae and pupae from obtaining oxygen and leading to their suffocation and death.</w:t>
-      </w:r>
-    </w:p>
-    <w:p>
-      <w:pPr>
-        <w:spacing w:after="0" w:before="0"/>
-      </w:pPr>
-      <w:r>
-        <w:rPr>
-          <w:b w:val="0"/>
-          <w:sz w:val="20"/>
-        </w:rPr>
-        <w:t>Positive Marks: 1</w:t>
-      </w:r>
-    </w:p>
-    <w:p>
-      <w:pPr>
-        <w:spacing w:after="160" w:before="0"/>
-      </w:pPr>
-      <w:r>
-        <w:rPr>
-          <w:b w:val="0"/>
-          <w:sz w:val="20"/>
-        </w:rPr>
-        <w:t>Negative Marks: 0.25</w:t>
-      </w:r>
-    </w:p>
-    <w:p>
-      <w:pPr>
-        <w:spacing w:after="20" w:before="120"/>
-      </w:pPr>
-      <w:r>
-        <w:rPr>
-          <w:b/>
-          <w:sz w:val="22"/>
-        </w:rPr>
-        <w:t>Question: Which method gives the most reliable confirmation that a nasogastric tube is correctly placed before feeding?</w:t>
-      </w:r>
-    </w:p>
-    <w:p>
-      <w:pPr>
-        <w:spacing w:after="0" w:before="0"/>
-      </w:pPr>
-      <w:r>
-        <w:rPr>
-          <w:b w:val="0"/>
-          <w:sz w:val="22"/>
-        </w:rPr>
-        <w:t>(a) Radiographic (X-ray) confirmation</w:t>
-      </w:r>
-    </w:p>
-    <w:p>
-      <w:pPr>
-        <w:spacing w:after="0" w:before="0"/>
-      </w:pPr>
-      <w:r>
-        <w:rPr>
-          <w:b w:val="0"/>
-          <w:sz w:val="22"/>
-        </w:rPr>
-        <w:t>(b) Observing the client swallow without coughing</w:t>
-      </w:r>
-    </w:p>
-    <w:p>
-      <w:pPr>
-        <w:spacing w:after="0" w:before="0"/>
-      </w:pPr>
-      <w:r>
-        <w:rPr>
-          <w:b w:val="0"/>
-          <w:sz w:val="22"/>
-        </w:rPr>
-        <w:t>(c) Auscultating air over the epigastrium</w:t>
-      </w:r>
-    </w:p>
-    <w:p>
-      <w:pPr>
-        <w:spacing w:after="0" w:before="0"/>
-      </w:pPr>
-      <w:r>
-        <w:rPr>
-          <w:b w:val="0"/>
-          <w:sz w:val="22"/>
-        </w:rPr>
-        <w:t>(d) Checking the pH of gastric aspirate</w:t>
-      </w:r>
-    </w:p>
-    <w:p>
-      <w:pPr>
-        <w:spacing w:after="0" w:before="40"/>
-      </w:pPr>
-      <w:r>
-        <w:rPr>
-          <w:b/>
-          <w:sz w:val="22"/>
-        </w:rPr>
-        <w:t>Answer: a</w:t>
-      </w:r>
-    </w:p>
-    <w:p>
-      <w:pPr>
-        <w:spacing w:after="0" w:before="0"/>
-      </w:pPr>
-      <w:r>
-        <w:rPr>
-          <w:b w:val="0"/>
-          <w:sz w:val="21"/>
-        </w:rPr>
-        <w:t>Solution: X-ray confirmation is the gold standard for NG tube placement; auscultation and pH are adjuncts but are not definitive, especially in high-risk clients.</w:t>
-      </w:r>
-    </w:p>
-    <w:p>
-      <w:pPr>
-        <w:spacing w:after="0" w:before="0"/>
-      </w:pPr>
-      <w:r>
-        <w:rPr>
-          <w:b w:val="0"/>
-          <w:sz w:val="20"/>
-        </w:rPr>
-        <w:t>Positive Marks: 1</w:t>
-      </w:r>
-    </w:p>
-    <w:p>
-      <w:pPr>
-        <w:spacing w:after="160" w:before="0"/>
-      </w:pPr>
-      <w:r>
-        <w:rPr>
-          <w:b w:val="0"/>
-          <w:sz w:val="20"/>
-        </w:rPr>
-        <w:t>Negative Marks: 0.25</w:t>
-      </w:r>
-    </w:p>
-    <w:p>
-      <w:pPr>
-        <w:spacing w:after="20" w:before="120"/>
-      </w:pPr>
-      <w:r>
-        <w:rPr>
-          <w:b/>
-          <w:sz w:val="22"/>
-        </w:rPr>
-        <w:t>Question: Which communication technique is most therapeutic for a withdrawn, depressed client?</w:t>
-      </w:r>
-    </w:p>
-    <w:p>
-      <w:pPr>
-        <w:spacing w:after="0" w:before="0"/>
-      </w:pPr>
-      <w:r>
-        <w:rPr>
-          <w:b w:val="0"/>
-          <w:sz w:val="22"/>
-        </w:rPr>
-        <w:t>(a) 'You should not feel so sad.'</w:t>
-      </w:r>
-    </w:p>
-    <w:p>
-      <w:pPr>
-        <w:spacing w:after="0" w:before="0"/>
-      </w:pPr>
-      <w:r>
-        <w:rPr>
-          <w:b w:val="0"/>
-          <w:sz w:val="22"/>
-        </w:rPr>
-        <w:t>(b) 'Everyone feels sad sometimes.'</w:t>
-      </w:r>
-    </w:p>
-    <w:p>
-      <w:pPr>
-        <w:spacing w:after="0" w:before="0"/>
-      </w:pPr>
-      <w:r>
-        <w:rPr>
-          <w:b w:val="0"/>
-          <w:sz w:val="22"/>
-        </w:rPr>
-        <w:t>(c) 'Why do you feel this way?'</w:t>
-      </w:r>
-    </w:p>
-    <w:p>
-      <w:pPr>
-        <w:spacing w:after="0" w:before="0"/>
-      </w:pPr>
-      <w:r>
-        <w:rPr>
-          <w:b w:val="0"/>
-          <w:sz w:val="22"/>
-        </w:rPr>
-        <w:t>(d) 'Tell me more about how you are feeling.'</w:t>
-      </w:r>
-    </w:p>
-    <w:p>
-      <w:pPr>
-        <w:spacing w:after="0" w:before="40"/>
-      </w:pPr>
-      <w:r>
-        <w:rPr>
-          <w:b/>
-          <w:sz w:val="22"/>
-        </w:rPr>
-        <w:t>Answer: d</w:t>
-      </w:r>
-    </w:p>
-    <w:p>
-      <w:pPr>
-        <w:spacing w:after="0" w:before="0"/>
-      </w:pPr>
-      <w:r>
-        <w:rPr>
-          <w:b w:val="0"/>
-          <w:sz w:val="21"/>
-        </w:rPr>
-        <w:t>Solution: Open-ended, accepting statements ('Tell me more…') encourage expression; the other responses judge, belittle or close off communication.</w:t>
-      </w:r>
-    </w:p>
-    <w:p>
-      <w:pPr>
-        <w:spacing w:after="0" w:before="0"/>
-      </w:pPr>
-      <w:r>
-        <w:rPr>
-          <w:b w:val="0"/>
-          <w:sz w:val="20"/>
-        </w:rPr>
-        <w:t>Positive Marks: 1</w:t>
-      </w:r>
-    </w:p>
-    <w:p>
-      <w:pPr>
-        <w:spacing w:after="160" w:before="0"/>
-      </w:pPr>
-      <w:r>
-        <w:rPr>
-          <w:b w:val="0"/>
-          <w:sz w:val="20"/>
-        </w:rPr>
-        <w:t>Negative Marks: 0.25</w:t>
-      </w:r>
-    </w:p>
-    <w:p>
-      <w:pPr>
-        <w:spacing w:after="20" w:before="120"/>
-      </w:pPr>
-      <w:r>
-        <w:rPr>
-          <w:b/>
-          <w:sz w:val="22"/>
-        </w:rPr>
-        <w:t>Question: A client with type 1 diabetes mellitus is found unresponsive in bed. What is the nurse's FIRST action?</w:t>
-      </w:r>
-    </w:p>
-    <w:p>
-      <w:pPr>
-        <w:spacing w:after="0" w:before="0"/>
-      </w:pPr>
-      <w:r>
-        <w:rPr>
-          <w:b w:val="0"/>
-          <w:sz w:val="22"/>
-        </w:rPr>
-        <w:t>(a) Check the blood glucose level</w:t>
-      </w:r>
-    </w:p>
-    <w:p>
-      <w:pPr>
-        <w:spacing w:after="0" w:before="0"/>
-      </w:pPr>
-      <w:r>
-        <w:rPr>
-          <w:b w:val="0"/>
-          <w:sz w:val="22"/>
-        </w:rPr>
-        <w:t>(b) Give glucagon IM</w:t>
-      </w:r>
-    </w:p>
-    <w:p>
-      <w:pPr>
-        <w:spacing w:after="0" w:before="0"/>
-      </w:pPr>
-      <w:r>
-        <w:rPr>
-          <w:b w:val="0"/>
-          <w:sz w:val="22"/>
-        </w:rPr>
-        <w:t>(c) Administer 50% dextrose IV</w:t>
-      </w:r>
-    </w:p>
-    <w:p>
-      <w:pPr>
-        <w:spacing w:after="0" w:before="0"/>
-      </w:pPr>
-      <w:r>
-        <w:rPr>
-          <w:b w:val="0"/>
-          <w:sz w:val="22"/>
-        </w:rPr>
-        <w:t>(d) Notify the health care provider</w:t>
-      </w:r>
-    </w:p>
-    <w:p>
-      <w:pPr>
-        <w:spacing w:after="0" w:before="40"/>
-      </w:pPr>
-      <w:r>
-        <w:rPr>
-          <w:b/>
-          <w:sz w:val="22"/>
-        </w:rPr>
-        <w:t>Answer: a</w:t>
-      </w:r>
-    </w:p>
-    <w:p>
-      <w:pPr>
-        <w:spacing w:after="0" w:before="0"/>
-      </w:pPr>
-      <w:r>
-        <w:rPr>
-          <w:b w:val="0"/>
-          <w:sz w:val="21"/>
-        </w:rPr>
-        <w:t>Solution: An unresponsive diabetic client must be assumed hypoglycemic until proven otherwise; the first action is to confirm the blood glucose level before treating.</w:t>
-      </w:r>
-    </w:p>
-    <w:p>
-      <w:pPr>
-        <w:spacing w:after="0" w:before="0"/>
-      </w:pPr>
-      <w:r>
-        <w:rPr>
-          <w:b w:val="0"/>
-          <w:sz w:val="20"/>
-        </w:rPr>
-        <w:t>Positive Marks: 1</w:t>
-      </w:r>
-    </w:p>
-    <w:p>
-      <w:pPr>
-        <w:spacing w:after="160" w:before="0"/>
-      </w:pPr>
-      <w:r>
-        <w:rPr>
-          <w:b w:val="0"/>
-          <w:sz w:val="20"/>
-        </w:rPr>
-        <w:t>Negative Marks: 0.25</w:t>
-      </w:r>
-    </w:p>
-    <w:p>
-      <w:pPr>
-        <w:spacing w:after="20" w:before="120"/>
-      </w:pPr>
-      <w:r>
-        <w:rPr>
-          <w:b/>
-          <w:sz w:val="22"/>
-        </w:rPr>
-        <w:t>Question: Emla, a topical anesthetic, should be applied for how much time before the procedure?</w:t>
-      </w:r>
-    </w:p>
-    <w:p>
-      <w:pPr>
-        <w:spacing w:after="0" w:before="0"/>
-      </w:pPr>
-      <w:r>
-        <w:rPr>
-          <w:b w:val="0"/>
-          <w:sz w:val="22"/>
-        </w:rPr>
-        <w:t>(a) 60 min</w:t>
-      </w:r>
-    </w:p>
-    <w:p>
-      <w:pPr>
-        <w:spacing w:after="0" w:before="0"/>
-      </w:pPr>
-      <w:r>
-        <w:rPr>
-          <w:b w:val="0"/>
-          <w:sz w:val="22"/>
-        </w:rPr>
-        <w:t>(b) 30 min</w:t>
-      </w:r>
-    </w:p>
-    <w:p>
-      <w:pPr>
-        <w:spacing w:after="0" w:before="0"/>
-      </w:pPr>
-      <w:r>
-        <w:rPr>
-          <w:b w:val="0"/>
-          <w:sz w:val="22"/>
-        </w:rPr>
-        <w:t>(c) 10 min</w:t>
-      </w:r>
-    </w:p>
-    <w:p>
-      <w:pPr>
-        <w:spacing w:after="0" w:before="0"/>
-      </w:pPr>
-      <w:r>
-        <w:rPr>
-          <w:b w:val="0"/>
-          <w:sz w:val="22"/>
-        </w:rPr>
-        <w:t>(d) Immediately before procedure</w:t>
-      </w:r>
-    </w:p>
-    <w:p>
-      <w:pPr>
-        <w:spacing w:after="0" w:before="40"/>
-      </w:pPr>
-      <w:r>
-        <w:rPr>
-          <w:b/>
-          <w:sz w:val="22"/>
-        </w:rPr>
-        <w:t>Answer: a</w:t>
-      </w:r>
-    </w:p>
-    <w:p>
-      <w:pPr>
-        <w:spacing w:after="0" w:before="0"/>
-      </w:pPr>
-      <w:r>
-        <w:rPr>
-          <w:b w:val="0"/>
-          <w:sz w:val="21"/>
-        </w:rPr>
-        <w:t>Solution: EMLA (eutectic mixture of local anaesthetics) cream should be applied 60 minutes before the procedure.</w:t>
-      </w:r>
-    </w:p>
-    <w:p>
-      <w:pPr>
-        <w:spacing w:after="0" w:before="0"/>
-      </w:pPr>
-      <w:r>
-        <w:rPr>
-          <w:b w:val="0"/>
-          <w:sz w:val="20"/>
-        </w:rPr>
-        <w:t>Positive Marks: 1</w:t>
-      </w:r>
-    </w:p>
-    <w:p>
-      <w:pPr>
-        <w:spacing w:after="160" w:before="0"/>
-      </w:pPr>
-      <w:r>
-        <w:rPr>
-          <w:b w:val="0"/>
-          <w:sz w:val="20"/>
-        </w:rPr>
-        <w:t>Negative Marks: 0.25</w:t>
-      </w:r>
-    </w:p>
-    <w:p>
-      <w:pPr>
-        <w:spacing w:after="20" w:before="120"/>
-      </w:pPr>
-      <w:r>
-        <w:rPr>
-          <w:b/>
-          <w:sz w:val="22"/>
-        </w:rPr>
-        <w:t>Question: A G3P2 female had 2 Cesarean sections. What is the risk of uterine rupture in this female?</w:t>
-      </w:r>
-    </w:p>
-    <w:p>
-      <w:pPr>
-        <w:spacing w:after="0" w:before="0"/>
-      </w:pPr>
-      <w:r>
-        <w:rPr>
-          <w:b w:val="0"/>
-          <w:sz w:val="22"/>
-        </w:rPr>
-        <w:t>(a) 10 - 12%</w:t>
-      </w:r>
-    </w:p>
-    <w:p>
-      <w:pPr>
-        <w:spacing w:after="0" w:before="0"/>
-      </w:pPr>
-      <w:r>
-        <w:rPr>
-          <w:b w:val="0"/>
-          <w:sz w:val="22"/>
-        </w:rPr>
-        <w:t>(b) 46%</w:t>
-      </w:r>
-    </w:p>
-    <w:p>
-      <w:pPr>
-        <w:spacing w:after="0" w:before="0"/>
-      </w:pPr>
-      <w:r>
-        <w:rPr>
-          <w:b w:val="0"/>
-          <w:sz w:val="22"/>
-        </w:rPr>
-        <w:t>(c) 2 - 3%</w:t>
-      </w:r>
-    </w:p>
-    <w:p>
-      <w:pPr>
-        <w:spacing w:after="0" w:before="0"/>
-      </w:pPr>
-      <w:r>
-        <w:rPr>
-          <w:b w:val="0"/>
-          <w:sz w:val="22"/>
-        </w:rPr>
-        <w:t>(d) 5 - 7%</w:t>
-      </w:r>
-    </w:p>
-    <w:p>
-      <w:pPr>
-        <w:spacing w:after="0" w:before="40"/>
-      </w:pPr>
-      <w:r>
-        <w:rPr>
-          <w:b/>
-          <w:sz w:val="22"/>
-        </w:rPr>
-        <w:t>Answer: c</w:t>
-      </w:r>
-    </w:p>
-    <w:p>
-      <w:pPr>
-        <w:spacing w:after="0" w:before="0"/>
-      </w:pPr>
-      <w:r>
-        <w:rPr>
-          <w:b w:val="0"/>
-          <w:sz w:val="21"/>
-        </w:rPr>
-        <w:t>Solution: The risk of uterine rupture with two previous cesarean sections (TOLAC) is approximately 2-3%.</w:t>
-      </w:r>
-    </w:p>
-    <w:p>
-      <w:pPr>
-        <w:spacing w:after="0" w:before="0"/>
-      </w:pPr>
-      <w:r>
-        <w:rPr>
-          <w:b w:val="0"/>
-          <w:sz w:val="20"/>
-        </w:rPr>
-        <w:t>Positive Marks: 1</w:t>
-      </w:r>
-    </w:p>
-    <w:p>
-      <w:pPr>
-        <w:spacing w:after="160" w:before="0"/>
-      </w:pPr>
-      <w:r>
-        <w:rPr>
-          <w:b w:val="0"/>
-          <w:sz w:val="20"/>
-        </w:rPr>
-        <w:t>Negative Marks: 0.25</w:t>
-      </w:r>
-    </w:p>
-    <w:p>
-      <w:pPr>
-        <w:spacing w:after="20" w:before="120"/>
-      </w:pPr>
-      <w:r>
-        <w:rPr>
-          <w:b/>
-          <w:sz w:val="22"/>
-        </w:rPr>
-        <w:t>Question: A nurse is going to start the peritoneal dialysis. Which is a first priority action of the nurse?</w:t>
-      </w:r>
-    </w:p>
-    <w:p>
-      <w:pPr>
-        <w:spacing w:after="0" w:before="0"/>
-      </w:pPr>
-      <w:r>
-        <w:rPr>
-          <w:b w:val="0"/>
-          <w:sz w:val="22"/>
-        </w:rPr>
-        <w:t>(a) Warm the dialysate solution</w:t>
-      </w:r>
-    </w:p>
-    <w:p>
-      <w:pPr>
-        <w:spacing w:after="0" w:before="0"/>
-      </w:pPr>
-      <w:r>
-        <w:rPr>
-          <w:b w:val="0"/>
-          <w:sz w:val="22"/>
-        </w:rPr>
-        <w:t>(b) Apply Foley`s catheter</w:t>
-      </w:r>
-    </w:p>
-    <w:p>
-      <w:pPr>
-        <w:spacing w:after="0" w:before="0"/>
-      </w:pPr>
-      <w:r>
-        <w:rPr>
-          <w:b w:val="0"/>
-          <w:sz w:val="22"/>
-        </w:rPr>
-        <w:t>(c) Place the client in left side lying position</w:t>
-      </w:r>
-    </w:p>
-    <w:p>
-      <w:pPr>
-        <w:spacing w:after="0" w:before="0"/>
-      </w:pPr>
-      <w:r>
-        <w:rPr>
-          <w:b w:val="0"/>
-          <w:sz w:val="22"/>
-        </w:rPr>
-        <w:t>(d) Auscultate and palpate for bruit and thrill</w:t>
-      </w:r>
-    </w:p>
-    <w:p>
-      <w:pPr>
-        <w:spacing w:after="0" w:before="40"/>
-      </w:pPr>
-      <w:r>
-        <w:rPr>
-          <w:b/>
-          <w:sz w:val="22"/>
-        </w:rPr>
-        <w:t>Answer: a</w:t>
-      </w:r>
-    </w:p>
-    <w:p>
-      <w:pPr>
-        <w:spacing w:after="0" w:before="0"/>
-      </w:pPr>
-      <w:r>
-        <w:rPr>
-          <w:b w:val="0"/>
-          <w:sz w:val="21"/>
-        </w:rPr>
-        <w:t>Solution: The peritoneal cavity is very sensitive to temperature, and using cold dialysate can cause discomfort and pain during the procedure. Warming the dialysate to body temperature (around 37°C or 98.6°F) before use helps to prevent this discomfort and improve the effectiveness of the dialysis. In addition, warming the dialysate can help to increase the flow of fluid into and out of the peritoneal cavity, which can improve the efficiency of the dialysis process.</w:t>
-      </w:r>
-    </w:p>
-    <w:p>
-      <w:pPr>
-        <w:spacing w:after="0" w:before="0"/>
-      </w:pPr>
-      <w:r>
-        <w:rPr>
-          <w:b w:val="0"/>
-          <w:sz w:val="20"/>
-        </w:rPr>
-        <w:t>Positive Marks: 1</w:t>
-      </w:r>
-    </w:p>
-    <w:p>
-      <w:pPr>
-        <w:spacing w:after="160" w:before="0"/>
-      </w:pPr>
-      <w:r>
-        <w:rPr>
-          <w:b w:val="0"/>
-          <w:sz w:val="20"/>
-        </w:rPr>
-        <w:t>Negative Marks: 0.25</w:t>
-      </w:r>
-    </w:p>
-    <w:p>
-      <w:pPr>
-        <w:spacing w:after="20" w:before="120"/>
-      </w:pPr>
-      <w:r>
-        <w:rPr>
-          <w:b/>
-          <w:sz w:val="22"/>
-        </w:rPr>
-        <w:t>Question: The earliest sign of hypocalcemia is:</w:t>
-      </w:r>
-    </w:p>
-    <w:p>
-      <w:pPr>
-        <w:spacing w:after="0" w:before="0"/>
-      </w:pPr>
-      <w:r>
-        <w:rPr>
-          <w:b w:val="0"/>
-          <w:sz w:val="22"/>
-        </w:rPr>
-        <w:t>(a) Negative Chvostek's sign</w:t>
-      </w:r>
-    </w:p>
-    <w:p>
-      <w:pPr>
-        <w:spacing w:after="0" w:before="0"/>
-      </w:pPr>
-      <w:r>
-        <w:rPr>
-          <w:b w:val="0"/>
-          <w:sz w:val="22"/>
-        </w:rPr>
-        <w:t>(b) Exaggerated DTRs</w:t>
-      </w:r>
-    </w:p>
-    <w:p>
-      <w:pPr>
-        <w:spacing w:after="0" w:before="0"/>
-      </w:pPr>
-      <w:r>
-        <w:rPr>
-          <w:b w:val="0"/>
-          <w:sz w:val="22"/>
-        </w:rPr>
-        <w:t>(c) Weakness</w:t>
-      </w:r>
-    </w:p>
-    <w:p>
-      <w:pPr>
-        <w:spacing w:after="0" w:before="0"/>
-      </w:pPr>
-      <w:r>
-        <w:rPr>
-          <w:b w:val="0"/>
-          <w:sz w:val="22"/>
-        </w:rPr>
-        <w:t>(d) Twitching</w:t>
-      </w:r>
-    </w:p>
-    <w:p>
-      <w:pPr>
-        <w:spacing w:after="0" w:before="40"/>
-      </w:pPr>
-      <w:r>
-        <w:rPr>
-          <w:b/>
-          <w:sz w:val="22"/>
-        </w:rPr>
-        <w:t>Answer: d</w:t>
-      </w:r>
-    </w:p>
-    <w:p>
-      <w:pPr>
-        <w:spacing w:after="0" w:before="0"/>
-      </w:pPr>
-      <w:r>
-        <w:rPr>
-          <w:b w:val="0"/>
-          <w:sz w:val="21"/>
-        </w:rPr>
-        <w:t>Solution: Twitching (neuromuscular irritability) is the earliest sign of hypocalcemia.</w:t>
-      </w:r>
-    </w:p>
-    <w:p>
-      <w:pPr>
-        <w:spacing w:after="0" w:before="0"/>
-      </w:pPr>
-      <w:r>
-        <w:rPr>
-          <w:b w:val="0"/>
-          <w:sz w:val="20"/>
-        </w:rPr>
-        <w:t>Positive Marks: 1</w:t>
-      </w:r>
-    </w:p>
-    <w:p>
-      <w:pPr>
-        <w:spacing w:after="160" w:before="0"/>
-      </w:pPr>
-      <w:r>
-        <w:rPr>
-          <w:b w:val="0"/>
-          <w:sz w:val="20"/>
-        </w:rPr>
-        <w:t>Negative Marks: 0.25</w:t>
-      </w:r>
-    </w:p>
-    <w:p>
-      <w:pPr>
-        <w:spacing w:after="20" w:before="120"/>
-      </w:pPr>
-      <w:r>
-        <w:rPr>
-          <w:b/>
-          <w:sz w:val="22"/>
-        </w:rPr>
-        <w:t>Question: Which of the following is an X-linked recessive disorder?</w:t>
-      </w:r>
-    </w:p>
-    <w:p>
-      <w:pPr>
-        <w:spacing w:after="0" w:before="0"/>
-      </w:pPr>
-      <w:r>
-        <w:rPr>
-          <w:b w:val="0"/>
-          <w:sz w:val="22"/>
-        </w:rPr>
-        <w:t>(a) Haemophilia A</w:t>
-      </w:r>
-    </w:p>
-    <w:p>
-      <w:pPr>
-        <w:spacing w:after="0" w:before="0"/>
-      </w:pPr>
-      <w:r>
-        <w:rPr>
-          <w:b w:val="0"/>
-          <w:sz w:val="22"/>
-        </w:rPr>
-        <w:t>(b) Huntington's disease</w:t>
-      </w:r>
-    </w:p>
-    <w:p>
-      <w:pPr>
-        <w:spacing w:after="0" w:before="0"/>
-      </w:pPr>
-      <w:r>
-        <w:rPr>
-          <w:b w:val="0"/>
-          <w:sz w:val="22"/>
-        </w:rPr>
-        <w:t>(c) Marfan syndrome</w:t>
-      </w:r>
-    </w:p>
-    <w:p>
-      <w:pPr>
-        <w:spacing w:after="0" w:before="0"/>
-      </w:pPr>
-      <w:r>
-        <w:rPr>
-          <w:b w:val="0"/>
-          <w:sz w:val="22"/>
-        </w:rPr>
-        <w:t>(d) Osteogenesis imperfecta</w:t>
-      </w:r>
-    </w:p>
-    <w:p>
-      <w:pPr>
-        <w:spacing w:after="0" w:before="40"/>
-      </w:pPr>
-      <w:r>
-        <w:rPr>
-          <w:b/>
-          <w:sz w:val="22"/>
-        </w:rPr>
-        <w:t>Answer: a</w:t>
-      </w:r>
-    </w:p>
-    <w:p>
-      <w:pPr>
-        <w:spacing w:after="0" w:before="0"/>
-      </w:pPr>
-      <w:r>
-        <w:rPr>
-          <w:b w:val="0"/>
-          <w:sz w:val="21"/>
-        </w:rPr>
-        <w:t>Solution: Haemophilia A (factor VIII deficiency) is an X-linked recessive disorder; affected males inherit the defective X chromosome from carrier mothers, while Huntington's disease and Marfan syndrome are autosomal dominant.</w:t>
-      </w:r>
-    </w:p>
-    <w:p>
-      <w:pPr>
-        <w:spacing w:after="0" w:before="0"/>
-      </w:pPr>
-      <w:r>
-        <w:rPr>
-          <w:b w:val="0"/>
-          <w:sz w:val="20"/>
-        </w:rPr>
-        <w:t>Positive Marks: 1</w:t>
-      </w:r>
-    </w:p>
-    <w:p>
-      <w:pPr>
-        <w:spacing w:after="160" w:before="0"/>
-      </w:pPr>
-      <w:r>
-        <w:rPr>
-          <w:b w:val="0"/>
-          <w:sz w:val="20"/>
-        </w:rPr>
-        <w:t>Negative Marks: 0.25</w:t>
-      </w:r>
-    </w:p>
-    <w:p>
-      <w:pPr>
-        <w:spacing w:after="20" w:before="120"/>
-      </w:pPr>
-      <w:r>
-        <w:rPr>
-          <w:b/>
-          <w:sz w:val="22"/>
-        </w:rPr>
-        <w:t>Question: In the acronym 'ASHA' (community health worker program in India), what does 'A' stand for?</w:t>
-      </w:r>
-    </w:p>
-    <w:p>
-      <w:pPr>
-        <w:spacing w:after="0" w:before="0"/>
-      </w:pPr>
-      <w:r>
-        <w:rPr>
-          <w:b w:val="0"/>
-          <w:sz w:val="22"/>
-        </w:rPr>
-        <w:t>(a) Actor</w:t>
-      </w:r>
-    </w:p>
-    <w:p>
-      <w:pPr>
-        <w:spacing w:after="0" w:before="0"/>
-      </w:pPr>
-      <w:r>
-        <w:rPr>
-          <w:b w:val="0"/>
-          <w:sz w:val="22"/>
-        </w:rPr>
-        <w:t>(b) Automated</w:t>
-      </w:r>
-    </w:p>
-    <w:p>
-      <w:pPr>
-        <w:spacing w:after="0" w:before="0"/>
-      </w:pPr>
-      <w:r>
-        <w:rPr>
-          <w:b w:val="0"/>
-          <w:sz w:val="22"/>
-        </w:rPr>
-        <w:t>(c) Accessory</w:t>
-      </w:r>
-    </w:p>
-    <w:p>
-      <w:pPr>
-        <w:spacing w:after="0" w:before="0"/>
-      </w:pPr>
-      <w:r>
-        <w:rPr>
-          <w:b w:val="0"/>
-          <w:sz w:val="22"/>
-        </w:rPr>
-        <w:t>(d) Accredited</w:t>
-      </w:r>
-    </w:p>
-    <w:p>
-      <w:pPr>
-        <w:spacing w:after="0" w:before="40"/>
-      </w:pPr>
-      <w:r>
-        <w:rPr>
-          <w:b/>
-          <w:sz w:val="22"/>
-        </w:rPr>
-        <w:t>Answer: d</w:t>
-      </w:r>
-    </w:p>
-    <w:p>
-      <w:pPr>
-        <w:spacing w:after="0" w:before="0"/>
-      </w:pPr>
-      <w:r>
-        <w:rPr>
-          <w:b w:val="0"/>
-          <w:sz w:val="21"/>
-        </w:rPr>
-        <w:t>Solution: ASHA stands for 'Accredited Social Health Activist', instituted under the National Rural Health Mission (NRHM).</w:t>
-      </w:r>
-    </w:p>
-    <w:p>
-      <w:pPr>
-        <w:spacing w:after="0" w:before="0"/>
-      </w:pPr>
-      <w:r>
-        <w:rPr>
-          <w:b w:val="0"/>
-          <w:sz w:val="20"/>
-        </w:rPr>
-        <w:t>Positive Marks: 1</w:t>
-      </w:r>
-    </w:p>
-    <w:p>
-      <w:pPr>
-        <w:spacing w:after="160" w:before="0"/>
-      </w:pPr>
-      <w:r>
-        <w:rPr>
-          <w:b w:val="0"/>
-          <w:sz w:val="20"/>
-        </w:rPr>
-        <w:t>Negative Marks: 0.25</w:t>
-      </w:r>
-    </w:p>
-    <w:p>
-      <w:pPr>
-        <w:spacing w:after="20" w:before="120"/>
-      </w:pPr>
-      <w:r>
-        <w:rPr>
-          <w:b/>
-          <w:sz w:val="22"/>
-        </w:rPr>
-        <w:t>Question: A patient is having hyperventilation and CO2 level is below normal range. Priority nursing management in this patient is?</w:t>
-      </w:r>
-    </w:p>
-    <w:p>
-      <w:pPr>
-        <w:spacing w:after="0" w:before="0"/>
-      </w:pPr>
-      <w:r>
-        <w:rPr>
-          <w:b w:val="0"/>
-          <w:sz w:val="22"/>
-        </w:rPr>
-        <w:t>(a) Paper bag breath</w:t>
-      </w:r>
-    </w:p>
-    <w:p>
-      <w:pPr>
-        <w:spacing w:after="0" w:before="0"/>
-      </w:pPr>
-      <w:r>
-        <w:rPr>
-          <w:b w:val="0"/>
-          <w:sz w:val="22"/>
-        </w:rPr>
-        <w:t>(b) Inform the doctor</w:t>
-      </w:r>
-    </w:p>
-    <w:p>
-      <w:pPr>
-        <w:spacing w:after="0" w:before="0"/>
-      </w:pPr>
-      <w:r>
-        <w:rPr>
-          <w:b w:val="0"/>
-          <w:sz w:val="22"/>
-        </w:rPr>
-        <w:t>(c) Give O2 directly</w:t>
-      </w:r>
-    </w:p>
-    <w:p>
-      <w:pPr>
-        <w:spacing w:after="0" w:before="0"/>
-      </w:pPr>
-      <w:r>
-        <w:rPr>
-          <w:b w:val="0"/>
-          <w:sz w:val="22"/>
-        </w:rPr>
-        <w:t>(d) Give sedative</w:t>
-      </w:r>
-    </w:p>
-    <w:p>
-      <w:pPr>
-        <w:spacing w:after="0" w:before="40"/>
-      </w:pPr>
-      <w:r>
-        <w:rPr>
-          <w:b/>
-          <w:sz w:val="22"/>
-        </w:rPr>
-        <w:t>Answer: a</w:t>
-      </w:r>
-    </w:p>
-    <w:p>
-      <w:pPr>
-        <w:spacing w:after="0" w:before="0"/>
-      </w:pPr>
-      <w:r>
-        <w:rPr>
-          <w:b w:val="0"/>
-          <w:sz w:val="21"/>
-        </w:rPr>
-        <w:t>Solution: In hyperventilation with low CO2, priority management is rebreathing into a paper bag to raise CO2 levels.</w:t>
-      </w:r>
-    </w:p>
-    <w:p>
-      <w:pPr>
-        <w:spacing w:after="0" w:before="0"/>
-      </w:pPr>
-      <w:r>
-        <w:rPr>
-          <w:b w:val="0"/>
-          <w:sz w:val="20"/>
-        </w:rPr>
-        <w:t>Positive Marks: 1</w:t>
-      </w:r>
-    </w:p>
-    <w:p>
-      <w:pPr>
-        <w:spacing w:after="160" w:before="0"/>
-      </w:pPr>
-      <w:r>
-        <w:rPr>
-          <w:b w:val="0"/>
-          <w:sz w:val="20"/>
-        </w:rPr>
-        <w:t>Negative Marks: 0.25</w:t>
-      </w:r>
-    </w:p>
-    <w:p>
-      <w:pPr>
-        <w:spacing w:after="20" w:before="120"/>
-      </w:pPr>
-      <w:r>
-        <w:rPr>
-          <w:b/>
-          <w:sz w:val="22"/>
-        </w:rPr>
-        <w:t>Question: Identify the obstetrical conjugate distance measured clinically during pelvic assessment</w:t>
-      </w:r>
-    </w:p>
-    <w:p>
-      <w:pPr>
-        <w:spacing w:after="0" w:before="0"/>
-      </w:pPr>
-      <w:r>
-        <w:rPr>
-          <w:b w:val="0"/>
-          <w:sz w:val="22"/>
-        </w:rPr>
-        <w:t>(a) External conjugate</w:t>
-      </w:r>
-    </w:p>
-    <w:p>
-      <w:pPr>
-        <w:spacing w:after="0" w:before="0"/>
-      </w:pPr>
-      <w:r>
-        <w:rPr>
-          <w:b w:val="0"/>
-          <w:sz w:val="22"/>
-        </w:rPr>
-        <w:t>(b) Obstetric conjugate</w:t>
-      </w:r>
-    </w:p>
-    <w:p>
-      <w:pPr>
-        <w:spacing w:after="0" w:before="0"/>
-      </w:pPr>
-      <w:r>
-        <w:rPr>
-          <w:b w:val="0"/>
-          <w:sz w:val="22"/>
-        </w:rPr>
-        <w:t>(c) Diagonal conjugate</w:t>
-      </w:r>
-    </w:p>
-    <w:p>
-      <w:pPr>
-        <w:spacing w:after="0" w:before="0"/>
-      </w:pPr>
-      <w:r>
-        <w:rPr>
-          <w:b w:val="0"/>
-          <w:sz w:val="22"/>
-        </w:rPr>
-        <w:t>(d) True conjugate</w:t>
-      </w:r>
-    </w:p>
-    <w:p>
-      <w:pPr>
-        <w:spacing w:after="0" w:before="40"/>
-      </w:pPr>
-      <w:r>
-        <w:rPr>
-          <w:b/>
-          <w:sz w:val="22"/>
-        </w:rPr>
-        <w:t>Answer: b</w:t>
-      </w:r>
-    </w:p>
-    <w:p>
-      <w:pPr>
-        <w:spacing w:after="0" w:before="0"/>
-      </w:pPr>
-      <w:r>
-        <w:rPr>
-          <w:b w:val="0"/>
-          <w:sz w:val="21"/>
-        </w:rPr>
-        <w:t>Solution: Obstetric conjugate is the shortest anteroposterior diameter of the pelvic inlet through which the fetal head must pass (normal ~10.5 cm).</w:t>
-      </w:r>
-    </w:p>
-    <w:p>
-      <w:pPr>
-        <w:spacing w:after="0" w:before="0"/>
-      </w:pPr>
-      <w:r>
-        <w:rPr>
-          <w:b w:val="0"/>
-          <w:sz w:val="20"/>
-        </w:rPr>
-        <w:t>Positive Marks: 1</w:t>
-      </w:r>
-    </w:p>
-    <w:p>
-      <w:pPr>
-        <w:spacing w:after="160" w:before="0"/>
-      </w:pPr>
-      <w:r>
-        <w:rPr>
-          <w:b w:val="0"/>
-          <w:sz w:val="20"/>
-        </w:rPr>
-        <w:t>Negative Marks: 0.25</w:t>
-      </w:r>
-    </w:p>
-    <w:p>
-      <w:pPr>
-        <w:spacing w:after="20" w:before="120"/>
-      </w:pPr>
-      <w:r>
-        <w:rPr>
-          <w:b/>
-          <w:sz w:val="22"/>
-        </w:rPr>
-        <w:t>Question: Which is the EARLIEST sign of respiratory distress in an infant?</w:t>
-      </w:r>
-    </w:p>
-    <w:p>
-      <w:pPr>
-        <w:spacing w:after="0" w:before="0"/>
-      </w:pPr>
-      <w:r>
-        <w:rPr>
-          <w:b w:val="0"/>
-          <w:sz w:val="22"/>
-        </w:rPr>
-        <w:t>(a) Cyanosis</w:t>
-      </w:r>
-    </w:p>
-    <w:p>
-      <w:pPr>
-        <w:spacing w:after="0" w:before="0"/>
-      </w:pPr>
-      <w:r>
-        <w:rPr>
-          <w:b w:val="0"/>
-          <w:sz w:val="22"/>
-        </w:rPr>
-        <w:t>(b) Nasal flaring</w:t>
-      </w:r>
-    </w:p>
-    <w:p>
-      <w:pPr>
-        <w:spacing w:after="0" w:before="0"/>
-      </w:pPr>
-      <w:r>
-        <w:rPr>
-          <w:b w:val="0"/>
-          <w:sz w:val="22"/>
-        </w:rPr>
-        <w:t>(c) Gasping respirations</w:t>
-      </w:r>
-    </w:p>
-    <w:p>
-      <w:pPr>
-        <w:spacing w:after="0" w:before="0"/>
-      </w:pPr>
-      <w:r>
-        <w:rPr>
-          <w:b w:val="0"/>
-          <w:sz w:val="22"/>
-        </w:rPr>
-        <w:t>(d) Bradycardia</w:t>
-      </w:r>
-    </w:p>
-    <w:p>
-      <w:pPr>
-        <w:spacing w:after="0" w:before="40"/>
-      </w:pPr>
-      <w:r>
-        <w:rPr>
-          <w:b/>
-          <w:sz w:val="22"/>
-        </w:rPr>
-        <w:t>Answer: b</w:t>
-      </w:r>
-    </w:p>
-    <w:p>
-      <w:pPr>
-        <w:spacing w:after="0" w:before="0"/>
-      </w:pPr>
-      <w:r>
-        <w:rPr>
-          <w:b w:val="0"/>
-          <w:sz w:val="21"/>
-        </w:rPr>
-        <w:t>Solution: Nasal flaring, grunting, retractions and tachypnea appear early; cyanosis and bradycardia are late, pre-arrest signs.</w:t>
-      </w:r>
-    </w:p>
-    <w:p>
-      <w:pPr>
-        <w:spacing w:after="0" w:before="0"/>
-      </w:pPr>
-      <w:r>
-        <w:rPr>
-          <w:b w:val="0"/>
-          <w:sz w:val="20"/>
-        </w:rPr>
-        <w:t>Positive Marks: 1</w:t>
-      </w:r>
-    </w:p>
-    <w:p>
-      <w:pPr>
-        <w:spacing w:after="160" w:before="0"/>
-      </w:pPr>
-      <w:r>
-        <w:rPr>
-          <w:b w:val="0"/>
-          <w:sz w:val="20"/>
-        </w:rPr>
-        <w:t>Negative Marks: 0.25</w:t>
+      <w:r>
+        <w:t xml:space="preserve">Question: Which enzyme present in saliva begins the digestion of starch in the mouth?</w:t>
+      </w:r>
+    </w:p>
+    <w:p>
+      <w:r>
+        <w:t xml:space="preserve">(a) Pepsin</w:t>
+      </w:r>
+    </w:p>
+    <w:p>
+      <w:r>
+        <w:t xml:space="preserve">(b) Trypsin</w:t>
+      </w:r>
+    </w:p>
+    <w:p>
+      <w:r>
+        <w:t xml:space="preserve">(c) Salivary amylase</w:t>
+      </w:r>
+    </w:p>
+    <w:p>
+      <w:r>
+        <w:t xml:space="preserve">(d) Lipase</w:t>
+      </w:r>
+    </w:p>
+    <w:p>
+      <w:r>
+        <w:t xml:space="preserve">Answer: c</w:t>
+      </w:r>
+    </w:p>
+    <w:p>
+      <w:r>
+        <w:t xml:space="preserve">Solution: ✅ Correct Answer: c</w:t>
+      </w:r>
+    </w:p>
+    <w:p>
+      <w:r>
+        <w:t xml:space="preserve">🧠 Clinical Rationale: Salivary amylase (ptyalin) is secreted in the mouth and begins carbohydrate digestion by breaking starch into maltose — the only digestive enzyme that acts in the mouth.</w:t>
+      </w:r>
+    </w:p>
+    <w:p>
+      <w:r>
+        <w:t xml:space="preserve">❌ Why Not Other Options?</w:t>
+      </w:r>
+    </w:p>
+    <w:p>
+      <w:r>
+        <w:t xml:space="preserve">(a) — Pepsin digests PROTEIN in the stomach.</w:t>
+      </w:r>
+    </w:p>
+    <w:p>
+      <w:r>
+        <w:t xml:space="preserve">(b) — Trypsin digests protein in the small intestine.</w:t>
+      </w:r>
+    </w:p>
+    <w:p>
+      <w:r>
+        <w:t xml:space="preserve">(d) — Lipase digests fats in the small intestine.</w:t>
+      </w:r>
+    </w:p>
+    <w:p>
+      <w:r>
+        <w:t xml:space="preserve">⚠️ Exam Trap: Match the enzyme to its substrate AND site — amylase = starch in the MOUTH; the same enzyme also acts in the pancreas/small intestine.</w:t>
+      </w:r>
+    </w:p>
+    <w:p>
+      <w:r>
+        <w:t xml:space="preserve">💎 PNC Pearl: "Amylase = starch, Pepsin/Trypsin = protein, Lipase = fat" — the substrate-enzyme trio.</w:t>
+      </w:r>
+    </w:p>
+    <w:p>
+      <w:r>
+        <w:t xml:space="preserve">Positive Marks: 1</w:t>
+      </w:r>
+    </w:p>
+    <w:p>
+      <w:r>
+        <w:t xml:space="preserve">Negative Marks: 0.25</w:t>
+      </w:r>
+    </w:p>
+    <w:p>
+      <w:r>
+        <w:t xml:space="preserve"/>
+      </w:r>
+    </w:p>
+    <w:p>
+      <w:r>
+        <w:t xml:space="preserve">Question: The most reliable method to confirm the placement of a nasogastric tube before feeding is</w:t>
+      </w:r>
+    </w:p>
+    <w:p>
+      <w:r>
+        <w:t xml:space="preserve">(a) Radiographic confirmation (X-ray)</w:t>
+      </w:r>
+    </w:p>
+    <w:p>
+      <w:r>
+        <w:t xml:space="preserve">(b) Auscultating air over the epigastrium</w:t>
+      </w:r>
+    </w:p>
+    <w:p>
+      <w:r>
+        <w:t xml:space="preserve">(c) Placing the free end in water</w:t>
+      </w:r>
+    </w:p>
+    <w:p>
+      <w:r>
+        <w:t xml:space="preserve">(d) Measuring the external tube length</w:t>
+      </w:r>
+    </w:p>
+    <w:p>
+      <w:r>
+        <w:t xml:space="preserve">Answer: a</w:t>
+      </w:r>
+    </w:p>
+    <w:p>
+      <w:r>
+        <w:t xml:space="preserve">Solution: ✅ Correct Answer: a</w:t>
+      </w:r>
+    </w:p>
+    <w:p>
+      <w:r>
+        <w:t xml:space="preserve">🧠 Clinical Rationale: A chest/abdominal X-ray is the GOLD STANDARD for confirming NG tube placement in the stomach — it directly visualizes the tube tip below the diaphragm.</w:t>
+      </w:r>
+    </w:p>
+    <w:p>
+      <w:r>
+        <w:t xml:space="preserve">❌ Why Not Other Options?</w:t>
+      </w:r>
+    </w:p>
+    <w:p>
+      <w:r>
+        <w:t xml:space="preserve">(b) — Air auscultation can be misleading (air sounds can radiate over the chest).</w:t>
+      </w:r>
+    </w:p>
+    <w:p>
+      <w:r>
+        <w:t xml:space="preserve">(c) — The water-bubble test is unreliable and outdated; bubbling can occur with lung placement.</w:t>
+      </w:r>
+    </w:p>
+    <w:p>
+      <w:r>
+        <w:t xml:space="preserve">(d) — External length only estimates position and cannot confirm placement.</w:t>
+      </w:r>
+    </w:p>
+    <w:p>
+      <w:r>
+        <w:t xml:space="preserve">⚠️ Exam Trap: "X-ray = gold standard; aspirate pH ≤ 5 = bedside confirmation; water test = outdated and unsafe."</w:t>
+      </w:r>
+    </w:p>
+    <w:p>
+      <w:r>
+        <w:t xml:space="preserve">💎 PNC Pearl: "Never feed before confirming placement — pH ≤ 5 gastric aspirate or X-ray; water test is history."</w:t>
+      </w:r>
+    </w:p>
+    <w:p>
+      <w:r>
+        <w:t xml:space="preserve">Positive Marks: 1</w:t>
+      </w:r>
+    </w:p>
+    <w:p>
+      <w:r>
+        <w:t xml:space="preserve">Negative Marks: 0.25</w:t>
+      </w:r>
+    </w:p>
+    <w:p>
+      <w:r>
+        <w:t xml:space="preserve"/>
+      </w:r>
+    </w:p>
+    <w:p>
+      <w:r>
+        <w:t xml:space="preserve">Question: A patient with asthma is prescribed a salbutamol (albuterol) inhaler. The nurse explains that this drug works by</w:t>
+      </w:r>
+    </w:p>
+    <w:p>
+      <w:r>
+        <w:t xml:space="preserve">(a) Blocking histamine receptors</w:t>
+      </w:r>
+    </w:p>
+    <w:p>
+      <w:r>
+        <w:t xml:space="preserve">(b) Bronchodilation through beta-2 receptor stimulation</w:t>
+      </w:r>
+    </w:p>
+    <w:p>
+      <w:r>
+        <w:t xml:space="preserve">(c) Suppressing the cough center</w:t>
+      </w:r>
+    </w:p>
+    <w:p>
+      <w:r>
+        <w:t xml:space="preserve">(d) Thinning airway secretions only</w:t>
+      </w:r>
+    </w:p>
+    <w:p>
+      <w:r>
+        <w:t xml:space="preserve">Answer: b</w:t>
+      </w:r>
+    </w:p>
+    <w:p>
+      <w:r>
+        <w:t xml:space="preserve">Solution: ✅ Correct Answer: b</w:t>
+      </w:r>
+    </w:p>
+    <w:p>
+      <w:r>
+        <w:t xml:space="preserve">🧠 Clinical Rationale: Salbutamol is a short-acting beta-2 agonist (SABA) that relaxes bronchial smooth muscle, quickly relieving bronchospasm — the classic rescue inhaler for acute asthma.</w:t>
+      </w:r>
+    </w:p>
+    <w:p>
+      <w:r>
+        <w:t xml:space="preserve">❌ Why Not Other Options?</w:t>
+      </w:r>
+    </w:p>
+    <w:p>
+      <w:r>
+        <w:t xml:space="preserve">(a) — Antihistamines block H1 receptors (allergy symptoms), not bronchospasm.</w:t>
+      </w:r>
+    </w:p>
+    <w:p>
+      <w:r>
+        <w:t xml:space="preserve">(c) — Cough suppressants act on the medullary cough center.</w:t>
+      </w:r>
+    </w:p>
+    <w:p>
+      <w:r>
+        <w:t xml:space="preserve">(d) — Mucolytics thin secretions; they do not dilate airways.</w:t>
+      </w:r>
+    </w:p>
+    <w:p>
+      <w:r>
+        <w:t xml:space="preserve">⚠️ Exam Trap: SABA (salbutamol) = quick RELIEF; inhaled corticosteroids (budesonide) = long-term CONTROL — students swap their roles.</w:t>
+      </w:r>
+    </w:p>
+    <w:p>
+      <w:r>
+        <w:t xml:space="preserve">💎 PNC Pearl: "Salbutamol = SABA, rescue, fast; Steroids = control, daily; rinse the mouth after steroid inhalers to prevent thrush."</w:t>
+      </w:r>
+    </w:p>
+    <w:p>
+      <w:r>
+        <w:t xml:space="preserve">Positive Marks: 1</w:t>
+      </w:r>
+    </w:p>
+    <w:p>
+      <w:r>
+        <w:t xml:space="preserve">Negative Marks: 0.25</w:t>
+      </w:r>
+    </w:p>
+    <w:p>
+      <w:r>
+        <w:t xml:space="preserve"/>
+      </w:r>
+    </w:p>
+    <w:p>
+      <w:r>
+        <w:t xml:space="preserve">Question: Human chorionic gonadotropin (hCG), the hormone detected in pregnancy tests, is produced by the</w:t>
+      </w:r>
+    </w:p>
+    <w:p>
+      <w:r>
+        <w:t xml:space="preserve">(a) Corpus luteum only</w:t>
+      </w:r>
+    </w:p>
+    <w:p>
+      <w:r>
+        <w:t xml:space="preserve">(b) Anterior pituitary</w:t>
+      </w:r>
+    </w:p>
+    <w:p>
+      <w:r>
+        <w:t xml:space="preserve">(c) Trophoblast of the developing placenta</w:t>
+      </w:r>
+    </w:p>
+    <w:p>
+      <w:r>
+        <w:t xml:space="preserve">(d) Adrenal cortex</w:t>
+      </w:r>
+    </w:p>
+    <w:p>
+      <w:r>
+        <w:t xml:space="preserve">Answer: c</w:t>
+      </w:r>
+    </w:p>
+    <w:p>
+      <w:r>
+        <w:t xml:space="preserve">Solution: ✅ Correct Answer: c</w:t>
+      </w:r>
+    </w:p>
+    <w:p>
+      <w:r>
+        <w:t xml:space="preserve">🧠 Clinical Rationale: The trophoblast (syncytiotrophoblast) secretes hCG within days of implantation; it rescues the corpus luteum so progesterone production continues in early pregnancy, and it is the basis of pregnancy tests.</w:t>
+      </w:r>
+    </w:p>
+    <w:p>
+      <w:r>
+        <w:t xml:space="preserve">❌ Why Not Other Options?</w:t>
+      </w:r>
+    </w:p>
+    <w:p>
+      <w:r>
+        <w:t xml:space="preserve">(a) — The corpus luteum secretes PROGESTERONE, not hCG.</w:t>
+      </w:r>
+    </w:p>
+    <w:p>
+      <w:r>
+        <w:t xml:space="preserve">(b) — The pituitary makes LH/FSH, not hCG.</w:t>
+      </w:r>
+    </w:p>
+    <w:p>
+      <w:r>
+        <w:t xml:space="preserve">(d) — The adrenal cortex makes cortisol and aldosterone.</w:t>
+      </w:r>
+    </w:p>
+    <w:p>
+      <w:r>
+        <w:t xml:space="preserve">⚠️ Exam Trap: hCG (trophoblast) vs LH (pituitary) — the two 'gonadotropins' are often confused; only hCG comes from the trophoblast.</w:t>
+      </w:r>
+    </w:p>
+    <w:p>
+      <w:r>
+        <w:t xml:space="preserve">💎 PNC Pearl: "hCG = trophoblast → rescues corpus luteum; urine test positive ~2 weeks after conception."</w:t>
+      </w:r>
+    </w:p>
+    <w:p>
+      <w:r>
+        <w:t xml:space="preserve">Positive Marks: 1</w:t>
+      </w:r>
+    </w:p>
+    <w:p>
+      <w:r>
+        <w:t xml:space="preserve">Negative Marks: 0.25</w:t>
+      </w:r>
+    </w:p>
+    <w:p>
+      <w:r>
+        <w:t xml:space="preserve"/>
+      </w:r>
+    </w:p>
+    <w:p>
+      <w:r>
+        <w:t xml:space="preserve">Question: The nurse should first suspect respiratory distress in a newborn on observing</w:t>
+      </w:r>
+    </w:p>
+    <w:p>
+      <w:r>
+        <w:t xml:space="preserve">(a) Grunting, nasal flaring and intercostal retractions</w:t>
+      </w:r>
+    </w:p>
+    <w:p>
+      <w:r>
+        <w:t xml:space="preserve">(b) Deep sleep after feeding</w:t>
+      </w:r>
+    </w:p>
+    <w:p>
+      <w:r>
+        <w:t xml:space="preserve">(c) Steady weight gain</w:t>
+      </w:r>
+    </w:p>
+    <w:p>
+      <w:r>
+        <w:t xml:space="preserve">(d) Frequent crying</w:t>
+      </w:r>
+    </w:p>
+    <w:p>
+      <w:r>
+        <w:t xml:space="preserve">Answer: a</w:t>
+      </w:r>
+    </w:p>
+    <w:p>
+      <w:r>
+        <w:t xml:space="preserve">Solution: ✅ Correct Answer: a</w:t>
+      </w:r>
+    </w:p>
+    <w:p>
+      <w:r>
+        <w:t xml:space="preserve">🧠 Clinical Rationale: Grunting (expiratory against a closed glottis), nasal flaring, and intercostal/subcostal retractions are the early clinical signs of newborn respiratory distress — the baby is working hard to breathe.</w:t>
+      </w:r>
+    </w:p>
+    <w:p>
+      <w:r>
+        <w:t xml:space="preserve">❌ Why Not Other Options?</w:t>
+      </w:r>
+    </w:p>
+    <w:p>
+      <w:r>
+        <w:t xml:space="preserve">(b) — Deep sleep after feeding is normal newborn behavior.</w:t>
+      </w:r>
+    </w:p>
+    <w:p>
+      <w:r>
+        <w:t xml:space="preserve">(c) — Weight gain reflects adequate feeding, not breathing.</w:t>
+      </w:r>
+    </w:p>
+    <w:p>
+      <w:r>
+        <w:t xml:space="preserve">(d) — Crying is normal and even aerates the lungs.</w:t>
+      </w:r>
+    </w:p>
+    <w:p>
+      <w:r>
+        <w:t xml:space="preserve">⚠️ Exam Trap: Newborn distress signs — "grunt + flare + retract + tachypnea (&gt; 60/min)" — any one of them needs immediate evaluation.</w:t>
+      </w:r>
+    </w:p>
+    <w:p>
+      <w:r>
+        <w:t xml:space="preserve">💎 PNC Pearl: "A newborn with RR &gt; 60, grunting, flaring, or retractions is in trouble — assess and escalate."</w:t>
+      </w:r>
+    </w:p>
+    <w:p>
+      <w:r>
+        <w:t xml:space="preserve">Positive Marks: 1</w:t>
+      </w:r>
+    </w:p>
+    <w:p>
+      <w:r>
+        <w:t xml:space="preserve">Negative Marks: 0.25</w:t>
+      </w:r>
+    </w:p>
+    <w:p>
+      <w:r>
+        <w:t xml:space="preserve"/>
+      </w:r>
+    </w:p>
+    <w:p>
+      <w:r>
+        <w:t xml:space="preserve">Question: The highest priority nursing diagnosis for a patient admitted after a suicide attempt is</w:t>
+      </w:r>
+    </w:p>
+    <w:p>
+      <w:r>
+        <w:t xml:space="preserve">(a) Impaired social interaction</w:t>
+      </w:r>
+    </w:p>
+    <w:p>
+      <w:r>
+        <w:t xml:space="preserve">(b) Chronic low self-esteem</w:t>
+      </w:r>
+    </w:p>
+    <w:p>
+      <w:r>
+        <w:t xml:space="preserve">(c) Risk for self-directed violence</w:t>
+      </w:r>
+    </w:p>
+    <w:p>
+      <w:r>
+        <w:t xml:space="preserve">(d) Disturbed sleep pattern</w:t>
+      </w:r>
+    </w:p>
+    <w:p>
+      <w:r>
+        <w:t xml:space="preserve">Answer: c</w:t>
+      </w:r>
+    </w:p>
+    <w:p>
+      <w:r>
+        <w:t xml:space="preserve">Solution: ✅ Correct Answer: c</w:t>
+      </w:r>
+    </w:p>
+    <w:p>
+      <w:r>
+        <w:t xml:space="preserve">🧠 Clinical Rationale: Safety always comes first — "Risk for self-directed violence" directs close observation, a safe environment, and removal of means of self-harm, protecting the patient from further attempts.</w:t>
+      </w:r>
+    </w:p>
+    <w:p>
+      <w:r>
+        <w:t xml:space="preserve">❌ Why Not Other Options?</w:t>
+      </w:r>
+    </w:p>
+    <w:p>
+      <w:r>
+        <w:t xml:space="preserve">(a) — Social interaction is a valid concern but not the life-safety priority.</w:t>
+      </w:r>
+    </w:p>
+    <w:p>
+      <w:r>
+        <w:t xml:space="preserve">(b) — Low self-esteem underlies depression but does not command immediate protective action.</w:t>
+      </w:r>
+    </w:p>
+    <w:p>
+      <w:r>
+        <w:t xml:space="preserve">(d) — Sleep disturbance is important but secondary to suicide risk.</w:t>
+      </w:r>
+    </w:p>
+    <w:p>
+      <w:r>
+        <w:t xml:space="preserve">⚠️ Exam Trap: Priority questions = Maslow's hierarchy — physiologic/safety needs beat psychosocial needs; suicide risk = safety.</w:t>
+      </w:r>
+    </w:p>
+    <w:p>
+      <w:r>
+        <w:t xml:space="preserve">💎 PNC Pearl: "After a suicide attempt: safety first — remove harmful objects, close observation, never leave alone."</w:t>
+      </w:r>
+    </w:p>
+    <w:p>
+      <w:r>
+        <w:t xml:space="preserve">Positive Marks: 1</w:t>
+      </w:r>
+    </w:p>
+    <w:p>
+      <w:r>
+        <w:t xml:space="preserve">Negative Marks: 0.25</w:t>
+      </w:r>
+    </w:p>
+    <w:p>
+      <w:r>
+        <w:t xml:space="preserve"/>
+      </w:r>
+    </w:p>
+    <w:p>
+      <w:r>
+        <w:t xml:space="preserve">Question: As per the Universal Immunization Programme, the measles vaccine is first given at the age of</w:t>
+      </w:r>
+    </w:p>
+    <w:p>
+      <w:r>
+        <w:t xml:space="preserve">(a) 6 weeks</w:t>
+      </w:r>
+    </w:p>
+    <w:p>
+      <w:r>
+        <w:t xml:space="preserve">(b) 9-12 months</w:t>
+      </w:r>
+    </w:p>
+    <w:p>
+      <w:r>
+        <w:t xml:space="preserve">(c) 2 years</w:t>
+      </w:r>
+    </w:p>
+    <w:p>
+      <w:r>
+        <w:t xml:space="preserve">(d) Birth</w:t>
+      </w:r>
+    </w:p>
+    <w:p>
+      <w:r>
+        <w:t xml:space="preserve">Answer: b</w:t>
+      </w:r>
+    </w:p>
+    <w:p>
+      <w:r>
+        <w:t xml:space="preserve">Solution: ✅ Correct Answer: b</w:t>
+      </w:r>
+    </w:p>
+    <w:p>
+      <w:r>
+        <w:t xml:space="preserve">🧠 Clinical Rationale: Measles (MR) vaccine is first given at 9-12 months (with vitamin A and JE in endemic areas), with a second dose at 16-24 months — maternal antibodies fade by 9 months, allowing the vaccine to work.</w:t>
+      </w:r>
+    </w:p>
+    <w:p>
+      <w:r>
+        <w:t xml:space="preserve">❌ Why Not Other Options?</w:t>
+      </w:r>
+    </w:p>
+    <w:p>
+      <w:r>
+        <w:t xml:space="preserve">(a) — 6 weeks is for DPT/OPV/HepB primary doses.</w:t>
+      </w:r>
+    </w:p>
+    <w:p>
+      <w:r>
+        <w:t xml:space="preserve">(c) — 2 years is too late for primary measles protection.</w:t>
+      </w:r>
+    </w:p>
+    <w:p>
+      <w:r>
+        <w:t xml:space="preserve">(d) — Birth is for BCG, OPV-0, and HepB-0.</w:t>
+      </w:r>
+    </w:p>
+    <w:p>
+      <w:r>
+        <w:t xml:space="preserve">⚠️ Exam Trap: Vaccine-timing milestones — "birth (BOP), 6 weeks (DPT-1), 9 months (MR + vit A), 16-24 months (MR-2/DPT-b)".</w:t>
+      </w:r>
+    </w:p>
+    <w:p>
+      <w:r>
+        <w:t xml:space="preserve">💎 PNC Pearl: "Measles = 9-12 months first dose; before 9 months maternal antibody blocks the vaccine."</w:t>
+      </w:r>
+    </w:p>
+    <w:p>
+      <w:r>
+        <w:t xml:space="preserve">Positive Marks: 1</w:t>
+      </w:r>
+    </w:p>
+    <w:p>
+      <w:r>
+        <w:t xml:space="preserve">Negative Marks: 0.25</w:t>
+      </w:r>
+    </w:p>
+    <w:p>
+      <w:r>
+        <w:t xml:space="preserve"/>
+      </w:r>
+    </w:p>
+    <w:p>
+      <w:r>
+        <w:t xml:space="preserve">Question: The antidote used for opioid (morphine) overdose is</w:t>
+      </w:r>
+    </w:p>
+    <w:p>
+      <w:r>
+        <w:t xml:space="preserve">(a) Flumazenil</w:t>
+      </w:r>
+    </w:p>
+    <w:p>
+      <w:r>
+        <w:t xml:space="preserve">(b) Naloxone</w:t>
+      </w:r>
+    </w:p>
+    <w:p>
+      <w:r>
+        <w:t xml:space="preserve">(c) Protamine sulfate</w:t>
+      </w:r>
+    </w:p>
+    <w:p>
+      <w:r>
+        <w:t xml:space="preserve">(d) Acetylcysteine</w:t>
+      </w:r>
+    </w:p>
+    <w:p>
+      <w:r>
+        <w:t xml:space="preserve">Answer: b</w:t>
+      </w:r>
+    </w:p>
+    <w:p>
+      <w:r>
+        <w:t xml:space="preserve">Solution: ✅ Correct Answer: b</w:t>
+      </w:r>
+    </w:p>
+    <w:p>
+      <w:r>
+        <w:t xml:space="preserve">🧠 Clinical Rationale: Naloxone is a competitive opioid antagonist that rapidly reverses the respiratory depression and sedation of morphine overdose — the classic 'opioid antidote'.</w:t>
+      </w:r>
+    </w:p>
+    <w:p>
+      <w:r>
+        <w:t xml:space="preserve">❌ Why Not Other Options?</w:t>
+      </w:r>
+    </w:p>
+    <w:p>
+      <w:r>
+        <w:t xml:space="preserve">(a) — Flumazenil reverses BENZODIAZEPINES.</w:t>
+      </w:r>
+    </w:p>
+    <w:p>
+      <w:r>
+        <w:t xml:space="preserve">(c) — Protamine reverses heparin.</w:t>
+      </w:r>
+    </w:p>
+    <w:p>
+      <w:r>
+        <w:t xml:space="preserve">(d) — Acetylcysteine treats paracetamol overdose.</w:t>
+      </w:r>
+    </w:p>
+    <w:p>
+      <w:r>
+        <w:t xml:space="preserve">⚠️ Exam Trap: The antidote table — "opioids → naloxone, benzos → flumazenil, heparin → protamine, paracetamol → acetylcysteine" — the most tested pharmacology grid.</w:t>
+      </w:r>
+    </w:p>
+    <w:p>
+      <w:r>
+        <w:t xml:space="preserve">💎 PNC Pearl: "Naloxone = Narcan for opioids; give it early in respiratory depression."</w:t>
+      </w:r>
+    </w:p>
+    <w:p>
+      <w:r>
+        <w:t xml:space="preserve">Positive Marks: 1</w:t>
+      </w:r>
+    </w:p>
+    <w:p>
+      <w:r>
+        <w:t xml:space="preserve">Negative Marks: 0.25</w:t>
+      </w:r>
+    </w:p>
+    <w:p>
+      <w:r>
+        <w:t xml:space="preserve"/>
+      </w:r>
+    </w:p>
+    <w:p>
+      <w:r>
+        <w:t xml:space="preserve">Question: The first-line crystalloid solution for fluid resuscitation in hypovolemic shock is</w:t>
+      </w:r>
+    </w:p>
+    <w:p>
+      <w:r>
+        <w:t xml:space="preserve">(a) 5% dextrose in water</w:t>
+      </w:r>
+    </w:p>
+    <w:p>
+      <w:r>
+        <w:t xml:space="preserve">(b) 0.45% normal saline</w:t>
+      </w:r>
+    </w:p>
+    <w:p>
+      <w:r>
+        <w:t xml:space="preserve">(c) Isotonic normal saline or Ringer's lactate</w:t>
+      </w:r>
+    </w:p>
+    <w:p>
+      <w:r>
+        <w:t xml:space="preserve">(d) Distilled water</w:t>
+      </w:r>
+    </w:p>
+    <w:p>
+      <w:r>
+        <w:t xml:space="preserve">Answer: c</w:t>
+      </w:r>
+    </w:p>
+    <w:p>
+      <w:r>
+        <w:t xml:space="preserve">Solution: ✅ Correct Answer: c</w:t>
+      </w:r>
+    </w:p>
+    <w:p>
+      <w:r>
+        <w:t xml:space="preserve">🧠 Clinical Rationale: Isotonic crystalloids — normal saline and Ringer's lactate — stay in the vascular space (osmotically) and rapidly expand blood volume, making them first-line for hypovolemic shock resuscitation.</w:t>
+      </w:r>
+    </w:p>
+    <w:p>
+      <w:r>
+        <w:t xml:space="preserve">❌ Why Not Other Options?</w:t>
+      </w:r>
+    </w:p>
+    <w:p>
+      <w:r>
+        <w:t xml:space="preserve">(a) — Dextrose water is quickly metabolized and leaves the vessels, so it does not expand volume.</w:t>
+      </w:r>
+    </w:p>
+    <w:p>
+      <w:r>
+        <w:t xml:space="preserve">(b) — Hypotonic saline shifts fluid into cells, not the vessels.</w:t>
+      </w:r>
+    </w:p>
+    <w:p>
+      <w:r>
+        <w:t xml:space="preserve">(d) — Distilled water causes hemolysis of red cells.</w:t>
+      </w:r>
+    </w:p>
+    <w:p>
+      <w:r>
+        <w:t xml:space="preserve">⚠️ Exam Trap: Match tonicity to the goal — "isotonic for volume expansion; hypotonic for cellular dehydration; hypertonic to pull fluid from cells."</w:t>
+      </w:r>
+    </w:p>
+    <w:p>
+      <w:r>
+        <w:t xml:space="preserve">💎 PNC Pearl: "Shock = isotonic crystalloid first (NS or RL); watch for fluid overload and electrolyte shifts."</w:t>
+      </w:r>
+    </w:p>
+    <w:p>
+      <w:r>
+        <w:t xml:space="preserve">Positive Marks: 1</w:t>
+      </w:r>
+    </w:p>
+    <w:p>
+      <w:r>
+        <w:t xml:space="preserve">Negative Marks: 0.25</w:t>
+      </w:r>
+    </w:p>
+    <w:p>
+      <w:r>
+        <w:t xml:space="preserve"/>
+      </w:r>
+    </w:p>
+    <w:p>
+      <w:r>
+        <w:t xml:space="preserve">Question: Hepatitis B virus is transmitted mainly through</w:t>
+      </w:r>
+    </w:p>
+    <w:p>
+      <w:r>
+        <w:t xml:space="preserve">(a) Fecal-oral route</w:t>
+      </w:r>
+    </w:p>
+    <w:p>
+      <w:r>
+        <w:t xml:space="preserve">(b) Droplet nuclei</w:t>
+      </w:r>
+    </w:p>
+    <w:p>
+      <w:r>
+        <w:t xml:space="preserve">(c) Blood and body fluids</w:t>
+      </w:r>
+    </w:p>
+    <w:p>
+      <w:r>
+        <w:t xml:space="preserve">(d) Contaminated food only</w:t>
+      </w:r>
+    </w:p>
+    <w:p>
+      <w:r>
+        <w:t xml:space="preserve">Answer: c</w:t>
+      </w:r>
+    </w:p>
+    <w:p>
+      <w:r>
+        <w:t xml:space="preserve">Solution: ✅ Correct Answer: c</w:t>
+      </w:r>
+    </w:p>
+    <w:p>
+      <w:r>
+        <w:t xml:space="preserve">🧠 Clinical Rationale: HBV is a blood-borne virus spread by blood transfusion, needle-stick injuries, sexual contact, and mother-to-child transmission — NOT through food, water, or air.</w:t>
+      </w:r>
+    </w:p>
+    <w:p>
+      <w:r>
+        <w:t xml:space="preserve">❌ Why Not Other Options?</w:t>
+      </w:r>
+    </w:p>
+    <w:p>
+      <w:r>
+        <w:t xml:space="preserve">(a) — Fecal-oral spread is the route for hepatitis A and E.</w:t>
+      </w:r>
+    </w:p>
+    <w:p>
+      <w:r>
+        <w:t xml:space="preserve">(b) — Droplet nuclei transmit TB, influenza, measles.</w:t>
+      </w:r>
+    </w:p>
+    <w:p>
+      <w:r>
+        <w:t xml:space="preserve">(d) — Contaminated food spreads A and E, not B.</w:t>
+      </w:r>
+    </w:p>
+    <w:p>
+      <w:r>
+        <w:t xml:space="preserve">⚠️ Exam Trap: The hepatitis transmission table — "A and E = fecal-oral; B and C = blood/body fluids; D needs B (co-infection)."</w:t>
+      </w:r>
+    </w:p>
+    <w:p>
+      <w:r>
+        <w:t xml:space="preserve">💎 PNC Pearl: "Hep B = 'B' for Blood; Hep A = 'A' for All-you-can-eat (food/water)."</w:t>
+      </w:r>
+    </w:p>
+    <w:p>
+      <w:r>
+        <w:t xml:space="preserve">Positive Marks: 1</w:t>
+      </w:r>
+    </w:p>
+    <w:p>
+      <w:r>
+        <w:t xml:space="preserve">Negative Marks: 0.25</w:t>
+      </w:r>
+    </w:p>
+    <w:p>
+      <w:r>
+        <w:t xml:space="preserve">Question: A patient on warfarin has an INR of 6.5 with active bleeding. The nurse should anticipate administration of</w:t>
+      </w:r>
+    </w:p>
+    <w:p>
+      <w:r>
+        <w:t xml:space="preserve">(a) Heparin</w:t>
+      </w:r>
+    </w:p>
+    <w:p>
+      <w:r>
+        <w:t xml:space="preserve">(b) Vitamin K (phytonadione)</w:t>
+      </w:r>
+    </w:p>
+    <w:p>
+      <w:r>
+        <w:t xml:space="preserve">(c) Protamine sulfate</w:t>
+      </w:r>
+    </w:p>
+    <w:p>
+      <w:r>
+        <w:t xml:space="preserve">(d) Platelet transfusion only</w:t>
+      </w:r>
+    </w:p>
+    <w:p>
+      <w:r>
+        <w:t xml:space="preserve">Answer: b</w:t>
+      </w:r>
+    </w:p>
+    <w:p>
+      <w:r>
+        <w:t xml:space="preserve">Solution: ✅ Correct Answer: b</w:t>
+      </w:r>
+    </w:p>
+    <w:p>
+      <w:r>
+        <w:t xml:space="preserve">🧠 Clinical Rationale: An INR of 6.5 is dangerously high (target 2-3) — warfarin overdose with active bleeding is reversed with vitamin K (and fresh frozen plasma in severe bleeding), which restores the vitamin K-dependent clotting factors.</w:t>
+      </w:r>
+    </w:p>
+    <w:p>
+      <w:r>
+        <w:t xml:space="preserve">❌ Why Not Other Options?</w:t>
+      </w:r>
+    </w:p>
+    <w:p>
+      <w:r>
+        <w:t xml:space="preserve">(a) — Heparin is an anticoagulant; it would worsen bleeding.</w:t>
+      </w:r>
+    </w:p>
+    <w:p>
+      <w:r>
+        <w:t xml:space="preserve">(c) — Protamine is the antidote for HEPARIN, not warfarin.</w:t>
+      </w:r>
+    </w:p>
+    <w:p>
+      <w:r>
+        <w:t xml:space="preserve">(d) — Platelets are given for thrombocytopenia; this is a clotting-factor problem.</w:t>
+      </w:r>
+    </w:p>
+    <w:p>
+      <w:r>
+        <w:t xml:space="preserve">⚠️ Exam Trap: "Warfarin → Vitamin K; Heparin → Protamine" — the antidote swap is the single most tested anticoagulant error.</w:t>
+      </w:r>
+    </w:p>
+    <w:p>
+      <w:r>
+        <w:t xml:space="preserve">💎 PNC Pearl: "INR = warfarin monitor (2-3); aPTT = heparin monitor; bleeding + high INR = vitamin K."</w:t>
+      </w:r>
+    </w:p>
+    <w:p>
+      <w:r>
+        <w:t xml:space="preserve">Positive Marks: 1</w:t>
+      </w:r>
+    </w:p>
+    <w:p>
+      <w:r>
+        <w:t xml:space="preserve">Negative Marks: 0.25</w:t>
+      </w:r>
+    </w:p>
+    <w:p>
+      <w:r>
+        <w:t xml:space="preserve"/>
+      </w:r>
+    </w:p>
+    <w:p>
+      <w:r>
+        <w:t xml:space="preserve">Question: The most reliable indicator of fluid status in a patient with heart failure is</w:t>
+      </w:r>
+    </w:p>
+    <w:p>
+      <w:r>
+        <w:t xml:space="preserve">(a) Daily weight</w:t>
+      </w:r>
+    </w:p>
+    <w:p>
+      <w:r>
+        <w:t xml:space="preserve">(b) Radial pulse</w:t>
+      </w:r>
+    </w:p>
+    <w:p>
+      <w:r>
+        <w:t xml:space="preserve">(c) Oral temperature</w:t>
+      </w:r>
+    </w:p>
+    <w:p>
+      <w:r>
+        <w:t xml:space="preserve">(d) Skin color</w:t>
+      </w:r>
+    </w:p>
+    <w:p>
+      <w:r>
+        <w:t xml:space="preserve">Answer: a</w:t>
+      </w:r>
+    </w:p>
+    <w:p>
+      <w:r>
+        <w:t xml:space="preserve">Solution: ✅ Correct Answer: a</w:t>
+      </w:r>
+    </w:p>
+    <w:p>
+      <w:r>
+        <w:t xml:space="preserve">🧠 Clinical Rationale: Daily weight at the same time each morning is the most reliable bedside indicator of fluid status — a gain of more than 0.5-1 kg/day signals fluid retention in heart failure (1 kg ≈ 1 litre of fluid).</w:t>
+      </w:r>
+    </w:p>
+    <w:p>
+      <w:r>
+        <w:t xml:space="preserve">❌ Why Not Other Options?</w:t>
+      </w:r>
+    </w:p>
+    <w:p>
+      <w:r>
+        <w:t xml:space="preserve">(b) — Pulse rate is influenced by many factors and is not specific for fluid balance.</w:t>
+      </w:r>
+    </w:p>
+    <w:p>
+      <w:r>
+        <w:t xml:space="preserve">(c) — Temperature reflects infection, not fluid status.</w:t>
+      </w:r>
+    </w:p>
+    <w:p>
+      <w:r>
+        <w:t xml:space="preserve">(d) — Skin color is subjective and non-specific.</w:t>
+      </w:r>
+    </w:p>
+    <w:p>
+      <w:r>
+        <w:t xml:space="preserve">⚠️ Exam Trap: The conversion "1 kg weight gain = 1 litre retained fluid" is a favourite exam fact for heart failure teaching.</w:t>
+      </w:r>
+    </w:p>
+    <w:p>
+      <w:r>
+        <w:t xml:space="preserve">💎 PNC Pearl: "Weigh daily — same time, same scale, after voiding, before breakfast; report a gain of 1 kg in 24 hours."</w:t>
+      </w:r>
+    </w:p>
+    <w:p>
+      <w:r>
+        <w:t xml:space="preserve">Positive Marks: 1</w:t>
+      </w:r>
+    </w:p>
+    <w:p>
+      <w:r>
+        <w:t xml:space="preserve">Negative Marks: 0.25</w:t>
+      </w:r>
+    </w:p>
+    <w:p>
+      <w:r>
+        <w:t xml:space="preserve"/>
+      </w:r>
+    </w:p>
+    <w:p>
+      <w:r>
+        <w:t xml:space="preserve">Question: Which cardiac biomarker is most specific for the diagnosis of myocardial infarction?</w:t>
+      </w:r>
+    </w:p>
+    <w:p>
+      <w:r>
+        <w:t xml:space="preserve">(a) C-reactive protein</w:t>
+      </w:r>
+    </w:p>
+    <w:p>
+      <w:r>
+        <w:t xml:space="preserve">(b) Lactate dehydrogenase</w:t>
+      </w:r>
+    </w:p>
+    <w:p>
+      <w:r>
+        <w:t xml:space="preserve">(c) Troponin I</w:t>
+      </w:r>
+    </w:p>
+    <w:p>
+      <w:r>
+        <w:t xml:space="preserve">(d) Creatinine</w:t>
+      </w:r>
+    </w:p>
+    <w:p>
+      <w:r>
+        <w:t xml:space="preserve">Answer: c</w:t>
+      </w:r>
+    </w:p>
+    <w:p>
+      <w:r>
+        <w:t xml:space="preserve">Solution: ✅ Correct Answer: c</w:t>
+      </w:r>
+    </w:p>
+    <w:p>
+      <w:r>
+        <w:t xml:space="preserve">🧠 Clinical Rationale: Cardiac troponin I and T are highly specific to myocardial necrosis — they rise within 3-4 hours of MI and remain elevated for days, making them the gold-standard biomarker.</w:t>
+      </w:r>
+    </w:p>
+    <w:p>
+      <w:r>
+        <w:t xml:space="preserve">❌ Why Not Other Options?</w:t>
+      </w:r>
+    </w:p>
+    <w:p>
+      <w:r>
+        <w:t xml:space="preserve">(a) — CRP is a general inflammation marker, not specific to the heart.</w:t>
+      </w:r>
+    </w:p>
+    <w:p>
+      <w:r>
+        <w:t xml:space="preserve">(b) — LDH is released by many tissues (liver, muscle, RBCs).</w:t>
+      </w:r>
+    </w:p>
+    <w:p>
+      <w:r>
+        <w:t xml:space="preserve">(d) — Creatinine reflects kidney function, not cardiac damage.</w:t>
+      </w:r>
+    </w:p>
+    <w:p>
+      <w:r>
+        <w:t xml:space="preserve">⚠️ Exam Trap: "Troponin = MI gold standard; CK-MB = more specific than total CK but less than troponin; LDH is obsolete."</w:t>
+      </w:r>
+    </w:p>
+    <w:p>
+      <w:r>
+        <w:t xml:space="preserve">💎 PNC Pearl: "Troponin = 'T' for Trouble in the Heart muscle — rises early, stays high, confirms MI."</w:t>
+      </w:r>
+    </w:p>
+    <w:p>
+      <w:r>
+        <w:t xml:space="preserve">Positive Marks: 1</w:t>
+      </w:r>
+    </w:p>
+    <w:p>
+      <w:r>
+        <w:t xml:space="preserve">Negative Marks: 0.25</w:t>
+      </w:r>
+    </w:p>
+    <w:p>
+      <w:r>
+        <w:t xml:space="preserve"/>
+      </w:r>
+    </w:p>
+    <w:p>
+      <w:r>
+        <w:t xml:space="preserve">Question: During the third stage of labor, the nurse should</w:t>
+      </w:r>
+    </w:p>
+    <w:p>
+      <w:r>
+        <w:t xml:space="preserve">(a) Observe for signs of placental separation and blood loss</w:t>
+      </w:r>
+    </w:p>
+    <w:p>
+      <w:r>
+        <w:t xml:space="preserve">(b) Apply fundal pressure before placental separation</w:t>
+      </w:r>
+    </w:p>
+    <w:p>
+      <w:r>
+        <w:t xml:space="preserve">(c) Pull the cord forcefully to hasten delivery</w:t>
+      </w:r>
+    </w:p>
+    <w:p>
+      <w:r>
+        <w:t xml:space="preserve">(d) Administer sedatives to the mother</w:t>
+      </w:r>
+    </w:p>
+    <w:p>
+      <w:r>
+        <w:t xml:space="preserve">Answer: a</w:t>
+      </w:r>
+    </w:p>
+    <w:p>
+      <w:r>
+        <w:t xml:space="preserve">Solution: ✅ Correct Answer: a</w:t>
+      </w:r>
+    </w:p>
+    <w:p>
+      <w:r>
+        <w:t xml:space="preserve">🧠 Clinical Rationale: The third stage runs from birth of the baby to delivery of the placenta — the nurse watches for separation signs (gush of blood, cord lengthening, fundal rise) and monitors blood loss; controlled cord traction follows only after separation.</w:t>
+      </w:r>
+    </w:p>
+    <w:p>
+      <w:r>
+        <w:t xml:space="preserve">❌ Why Not Other Options?</w:t>
+      </w:r>
+    </w:p>
+    <w:p>
+      <w:r>
+        <w:t xml:space="preserve">(b) — Fundal pressure before separation can cause uterine inversion.</w:t>
+      </w:r>
+    </w:p>
+    <w:p>
+      <w:r>
+        <w:t xml:space="preserve">(c) — Forceful cord pulling can tear the cord or invert the uterus.</w:t>
+      </w:r>
+    </w:p>
+    <w:p>
+      <w:r>
+        <w:t xml:space="preserve">(d) — Sedatives are not indicated during the third stage.</w:t>
+      </w:r>
+    </w:p>
+    <w:p>
+      <w:r>
+        <w:t xml:space="preserve">⚠️ Exam Trap: Third-stage care = "watch and wait for separation, then gentle traction"; never pull or push before the placenta separates.</w:t>
+      </w:r>
+    </w:p>
+    <w:p>
+      <w:r>
+        <w:t xml:space="preserve">💎 PNC Pearl: "3rd stage = observe, don't pull; placenta normally delivers within 5-30 minutes."</w:t>
+      </w:r>
+    </w:p>
+    <w:p>
+      <w:r>
+        <w:t xml:space="preserve">Positive Marks: 1</w:t>
+      </w:r>
+    </w:p>
+    <w:p>
+      <w:r>
+        <w:t xml:space="preserve">Negative Marks: 0.25</w:t>
+      </w:r>
+    </w:p>
+    <w:p>
+      <w:r>
+        <w:t xml:space="preserve"/>
+      </w:r>
+    </w:p>
+    <w:p>
+      <w:r>
+        <w:t xml:space="preserve">Question: The first-line treatment for a child with acute watery diarrhea and some dehydration is</w:t>
+      </w:r>
+    </w:p>
+    <w:p>
+      <w:r>
+        <w:t xml:space="preserve">(a) Intravenous antibiotics</w:t>
+      </w:r>
+    </w:p>
+    <w:p>
+      <w:r>
+        <w:t xml:space="preserve">(b) Oral rehydration solution (ORS)</w:t>
+      </w:r>
+    </w:p>
+    <w:p>
+      <w:r>
+        <w:t xml:space="preserve">(c) Antidiarrheal drugs</w:t>
+      </w:r>
+    </w:p>
+    <w:p>
+      <w:r>
+        <w:t xml:space="preserve">(d) Antiemetics</w:t>
+      </w:r>
+    </w:p>
+    <w:p>
+      <w:r>
+        <w:t xml:space="preserve">Answer: b</w:t>
+      </w:r>
+    </w:p>
+    <w:p>
+      <w:r>
+        <w:t xml:space="preserve">Solution: ✅ Correct Answer: b</w:t>
+      </w:r>
+    </w:p>
+    <w:p>
+      <w:r>
+        <w:t xml:space="preserve">🧠 Clinical Rationale: ORS corrects dehydration and replaces electrolyte losses — for 'some dehydration' it is given under supervision (WHO Plan B), about 75 mL/kg over 4 hours.</w:t>
+      </w:r>
+    </w:p>
+    <w:p>
+      <w:r>
+        <w:t xml:space="preserve">❌ Why Not Other Options?</w:t>
+      </w:r>
+    </w:p>
+    <w:p>
+      <w:r>
+        <w:t xml:space="preserve">(a) — Antibiotics are given only for specific infections (cholera, dysentery), not routine watery diarrhea.</w:t>
+      </w:r>
+    </w:p>
+    <w:p>
+      <w:r>
+        <w:t xml:space="preserve">(c) — Antidiarrheal drugs are HARMFUL in children (paralytic ileus, drowsiness).</w:t>
+      </w:r>
+    </w:p>
+    <w:p>
+      <w:r>
+        <w:t xml:space="preserve">(d) — Antiemetics are not first-line and may cause sedation.</w:t>
+      </w:r>
+    </w:p>
+    <w:p>
+      <w:r>
+        <w:t xml:space="preserve">⚠️ Exam Trap: WHO plans — "A = no dehydration (home + ORS after each stool), B = some dehydration (ORS supervised), C = severe (IV Ringer's lactate)."</w:t>
+      </w:r>
+    </w:p>
+    <w:p>
+      <w:r>
+        <w:t xml:space="preserve">💎 PNC Pearl: "Diarrhea in children: ORS + zinc for ALL; antibiotics only when indicated."</w:t>
+      </w:r>
+    </w:p>
+    <w:p>
+      <w:r>
+        <w:t xml:space="preserve">Positive Marks: 1</w:t>
+      </w:r>
+    </w:p>
+    <w:p>
+      <w:r>
+        <w:t xml:space="preserve">Negative Marks: 0.25</w:t>
+      </w:r>
+    </w:p>
+    <w:p>
+      <w:r>
+        <w:t xml:space="preserve"/>
+      </w:r>
+    </w:p>
+    <w:p>
+      <w:r>
+        <w:t xml:space="preserve">Question: The ideal interval recommended between two pregnancies for maternal and child health is</w:t>
+      </w:r>
+    </w:p>
+    <w:p>
+      <w:r>
+        <w:t xml:space="preserve">(a) At least 2-3 years</w:t>
+      </w:r>
+    </w:p>
+    <w:p>
+      <w:r>
+        <w:t xml:space="preserve">(b) 6 months</w:t>
+      </w:r>
+    </w:p>
+    <w:p>
+      <w:r>
+        <w:t xml:space="preserve">(c) 1 year</w:t>
+      </w:r>
+    </w:p>
+    <w:p>
+      <w:r>
+        <w:t xml:space="preserve">(d) 5-6 years</w:t>
+      </w:r>
+    </w:p>
+    <w:p>
+      <w:r>
+        <w:t xml:space="preserve">Answer: a</w:t>
+      </w:r>
+    </w:p>
+    <w:p>
+      <w:r>
+        <w:t xml:space="preserve">Solution: ✅ Correct Answer: a</w:t>
+      </w:r>
+    </w:p>
+    <w:p>
+      <w:r>
+        <w:t xml:space="preserve">🧠 Clinical Rationale: A gap of at least 2-3 years lets the mother replenish iron, folate, and energy stores and reduces the risks of low birth weight, prematurity, and maternal depletion.</w:t>
+      </w:r>
+    </w:p>
+    <w:p>
+      <w:r>
+        <w:t xml:space="preserve">❌ Why Not Other Options?</w:t>
+      </w:r>
+    </w:p>
+    <w:p>
+      <w:r>
+        <w:t xml:space="preserve">(b) — A 6-month gap risks maternal depletion and poor outcomes.</w:t>
+      </w:r>
+    </w:p>
+    <w:p>
+      <w:r>
+        <w:t xml:space="preserve">(c) — One year is shorter than the recommended spacing.</w:t>
+      </w:r>
+    </w:p>
+    <w:p>
+      <w:r>
+        <w:t xml:space="preserve">(d) — 5-6 years is more than needed and not the standard recommendation.</w:t>
+      </w:r>
+    </w:p>
+    <w:p>
+      <w:r>
+        <w:t xml:space="preserve">⚠️ Exam Trap: "Birth spacing = 2-3 years (ideally 3)" — the standard answer for family-planning and MCH questions.</w:t>
+      </w:r>
+    </w:p>
+    <w:p>
+      <w:r>
+        <w:t xml:space="preserve">💎 PNC Pearl: "Space births 2-3 years — mother recovers, baby benefits; use a spacing method (IUCD, OCPs, condoms)."</w:t>
+      </w:r>
+    </w:p>
+    <w:p>
+      <w:r>
+        <w:t xml:space="preserve">Positive Marks: 1</w:t>
+      </w:r>
+    </w:p>
+    <w:p>
+      <w:r>
+        <w:t xml:space="preserve">Negative Marks: 0.25</w:t>
+      </w:r>
+    </w:p>
+    <w:p>
+      <w:r>
+        <w:t xml:space="preserve"/>
+      </w:r>
+    </w:p>
+    <w:p>
+      <w:r>
+        <w:t xml:space="preserve">Question: Atropine is the specific antidote for</w:t>
+      </w:r>
+    </w:p>
+    <w:p>
+      <w:r>
+        <w:t xml:space="preserve">(a) Digoxin toxicity</w:t>
+      </w:r>
+    </w:p>
+    <w:p>
+      <w:r>
+        <w:t xml:space="preserve">(b) Paracetamol overdose</w:t>
+      </w:r>
+    </w:p>
+    <w:p>
+      <w:r>
+        <w:t xml:space="preserve">(c) Organophosphate poisoning</w:t>
+      </w:r>
+    </w:p>
+    <w:p>
+      <w:r>
+        <w:t xml:space="preserve">(d) Warfarin overdose</w:t>
+      </w:r>
+    </w:p>
+    <w:p>
+      <w:r>
+        <w:t xml:space="preserve">Answer: c</w:t>
+      </w:r>
+    </w:p>
+    <w:p>
+      <w:r>
+        <w:t xml:space="preserve">Solution: ✅ Correct Answer: c</w:t>
+      </w:r>
+    </w:p>
+    <w:p>
+      <w:r>
+        <w:t xml:space="preserve">🧠 Clinical Rationale: In organophosphate poisoning, acetylcholinesterase is inhibited so acetylcholine accumulates — atropine blocks these muscarinic effects, while pralidoxime reactivates the enzyme.</w:t>
+      </w:r>
+    </w:p>
+    <w:p>
+      <w:r>
+        <w:t xml:space="preserve">❌ Why Not Other Options?</w:t>
+      </w:r>
+    </w:p>
+    <w:p>
+      <w:r>
+        <w:t xml:space="preserve">(a) — Digoxin toxicity is treated with digoxin-specific antibody fragments.</w:t>
+      </w:r>
+    </w:p>
+    <w:p>
+      <w:r>
+        <w:t xml:space="preserve">(b) — Paracetamol overdose is treated with N-acetylcysteine.</w:t>
+      </w:r>
+    </w:p>
+    <w:p>
+      <w:r>
+        <w:t xml:space="preserve">(d) — Warfarin is reversed with vitamin K.</w:t>
+      </w:r>
+    </w:p>
+    <w:p>
+      <w:r>
+        <w:t xml:space="preserve">⚠️ Exam Trap: OP poisoning = "atropine + pralidoxime" — the two-drug combination is the exam answer, and the 3 Ds (diarrhea, diaphoresis, miosis) are the clues.</w:t>
+      </w:r>
+    </w:p>
+    <w:p>
+      <w:r>
+        <w:t xml:space="preserve">💎 PNC Pearl: "Organophosphate → Atropine (blocks) + Pralidoxime (reactivates); miosis and excessive secretions = the giveaway."</w:t>
+      </w:r>
+    </w:p>
+    <w:p>
+      <w:r>
+        <w:t xml:space="preserve">Positive Marks: 1</w:t>
+      </w:r>
+    </w:p>
+    <w:p>
+      <w:r>
+        <w:t xml:space="preserve">Negative Marks: 0.25</w:t>
+      </w:r>
+    </w:p>
+    <w:p>
+      <w:r>
+        <w:t xml:space="preserve"/>
+      </w:r>
+    </w:p>
+    <w:p>
+      <w:r>
+        <w:t xml:space="preserve">Question: In a patient with raised intracranial pressure, the nurse should AVOID</w:t>
+      </w:r>
+    </w:p>
+    <w:p>
+      <w:r>
+        <w:t xml:space="preserve">(a) Elevating the head end of the bed to 30 degrees</w:t>
+      </w:r>
+    </w:p>
+    <w:p>
+      <w:r>
+        <w:t xml:space="preserve">(b) Keeping the neck in a neutral midline position</w:t>
+      </w:r>
+    </w:p>
+    <w:p>
+      <w:r>
+        <w:t xml:space="preserve">(c) Placing the patient in the Trendelenburg position</w:t>
+      </w:r>
+    </w:p>
+    <w:p>
+      <w:r>
+        <w:t xml:space="preserve">(d) Maintaining a calm, quiet environment</w:t>
+      </w:r>
+    </w:p>
+    <w:p>
+      <w:r>
+        <w:t xml:space="preserve">Answer: c</w:t>
+      </w:r>
+    </w:p>
+    <w:p>
+      <w:r>
+        <w:t xml:space="preserve">Solution: ✅ Correct Answer: c</w:t>
+      </w:r>
+    </w:p>
+    <w:p>
+      <w:r>
+        <w:t xml:space="preserve">🧠 Clinical Rationale: The Trendelenburg (head-down) position increases venous return to the head, raising ICP — it must be avoided in raised ICP; head elevation at 30 degrees with the neck midline promotes venous drainage and LOWERS ICP.</w:t>
+      </w:r>
+    </w:p>
+    <w:p>
+      <w:r>
+        <w:t xml:space="preserve">❌ Why Not Other Options?</w:t>
+      </w:r>
+    </w:p>
+    <w:p>
+      <w:r>
+        <w:t xml:space="preserve">(a) — Head elevation to 30 degrees is a CORRECT measure that lowers ICP.</w:t>
+      </w:r>
+    </w:p>
+    <w:p>
+      <w:r>
+        <w:t xml:space="preserve">(b) — A neutral midline neck prevents jugular venous compression.</w:t>
+      </w:r>
+    </w:p>
+    <w:p>
+      <w:r>
+        <w:t xml:space="preserve">(d) — A calm environment prevents stimulus-driven ICP spikes.</w:t>
+      </w:r>
+    </w:p>
+    <w:p>
+      <w:r>
+        <w:t xml:space="preserve">⚠️ Exam Trap: ICP care = "head up 30°, neck midline, no Trendelenburg, avoid straining/Valsalva, treat fever" — the 'no head-down' rule is the trap.</w:t>
+      </w:r>
+    </w:p>
+    <w:p>
+      <w:r>
+        <w:t xml:space="preserve">💎 PNC Pearl: "Raised ICP? Head UP, not DOWN — Trendelenburg is the enemy."</w:t>
+      </w:r>
+    </w:p>
+    <w:p>
+      <w:r>
+        <w:t xml:space="preserve">Positive Marks: 1</w:t>
+      </w:r>
+    </w:p>
+    <w:p>
+      <w:r>
+        <w:t xml:space="preserve">Negative Marks: 0.25</w:t>
+      </w:r>
+    </w:p>
+    <w:p>
+      <w:r>
+        <w:t xml:space="preserve"/>
+      </w:r>
+    </w:p>
+    <w:p>
+      <w:r>
+        <w:t xml:space="preserve">Question: Deficiency of which vitamin causes night blindness?</w:t>
+      </w:r>
+    </w:p>
+    <w:p>
+      <w:r>
+        <w:t xml:space="preserve">(a) Vitamin A</w:t>
+      </w:r>
+    </w:p>
+    <w:p>
+      <w:r>
+        <w:t xml:space="preserve">(b) Vitamin B12</w:t>
+      </w:r>
+    </w:p>
+    <w:p>
+      <w:r>
+        <w:t xml:space="preserve">(c) Vitamin C</w:t>
+      </w:r>
+    </w:p>
+    <w:p>
+      <w:r>
+        <w:t xml:space="preserve">(d) Vitamin D</w:t>
+      </w:r>
+    </w:p>
+    <w:p>
+      <w:r>
+        <w:t xml:space="preserve">Answer: a</w:t>
+      </w:r>
+    </w:p>
+    <w:p>
+      <w:r>
+        <w:t xml:space="preserve">Solution: ✅ Correct Answer: a</w:t>
+      </w:r>
+    </w:p>
+    <w:p>
+      <w:r>
+        <w:t xml:space="preserve">🧠 Clinical Rationale: Vitamin A (retinol) is required for rhodopsin synthesis in the retinal rods, so deficiency first causes night blindness, then xerophthalmia and corneal damage (a leading cause of preventable blindness).</w:t>
+      </w:r>
+    </w:p>
+    <w:p>
+      <w:r>
+        <w:t xml:space="preserve">❌ Why Not Other Options?</w:t>
+      </w:r>
+    </w:p>
+    <w:p>
+      <w:r>
+        <w:t xml:space="preserve">(b) — B12 deficiency causes megaloblastic anemia and neuropathy.</w:t>
+      </w:r>
+    </w:p>
+    <w:p>
+      <w:r>
+        <w:t xml:space="preserve">(c) — Vitamin C deficiency causes scurvy.</w:t>
+      </w:r>
+    </w:p>
+    <w:p>
+      <w:r>
+        <w:t xml:space="preserve">(d) — Vitamin D deficiency causes rickets/osteomalacia.</w:t>
+      </w:r>
+    </w:p>
+    <w:p>
+      <w:r>
+        <w:t xml:space="preserve">⚠️ Exam Trap: The vitamin-disease table — "A = night blindness, B1 = beriberi, B3 = pellagra, B12 = pernicious anemia, C = scurvy, D = rickets, K = bleeding" — a guaranteed set.</w:t>
+      </w:r>
+    </w:p>
+    <w:p>
+      <w:r>
+        <w:t xml:space="preserve">💎 PNC Pearl: "Vitamin A = 'A' for the eye (vision); mega doses given with measles vaccine at 9 months."</w:t>
+      </w:r>
+    </w:p>
+    <w:p>
+      <w:r>
+        <w:t xml:space="preserve">Positive Marks: 1</w:t>
+      </w:r>
+    </w:p>
+    <w:p>
+      <w:r>
+        <w:t xml:space="preserve">Negative Marks: 0.25</w:t>
+      </w:r>
+    </w:p>
+    <w:p>
+      <w:r>
+        <w:t xml:space="preserve"/>
+      </w:r>
+    </w:p>
+    <w:p>
+      <w:r>
+        <w:t xml:space="preserve">Question: Which task is most appropriate for the nurse to delegate to an unlicensed nursing assistant?</w:t>
+      </w:r>
+    </w:p>
+    <w:p>
+      <w:r>
+        <w:t xml:space="preserve">(a) Administering intravenous medications</w:t>
+      </w:r>
+    </w:p>
+    <w:p>
+      <w:r>
+        <w:t xml:space="preserve">(b) Performing the initial nursing assessment</w:t>
+      </w:r>
+    </w:p>
+    <w:p>
+      <w:r>
+        <w:t xml:space="preserve">(c) Feeding a stable patient who requires assistance</w:t>
+      </w:r>
+    </w:p>
+    <w:p>
+      <w:r>
+        <w:t xml:space="preserve">(d) Teaching a patient about a new insulin regimen</w:t>
+      </w:r>
+    </w:p>
+    <w:p>
+      <w:r>
+        <w:t xml:space="preserve">Answer: c</w:t>
+      </w:r>
+    </w:p>
+    <w:p>
+      <w:r>
+        <w:t xml:space="preserve">Solution: ✅ Correct Answer: c</w:t>
+      </w:r>
+    </w:p>
+    <w:p>
+      <w:r>
+        <w:t xml:space="preserve">🧠 Clinical Rationale: Routine, stable, predictable tasks — like assisting a stable patient with feeding — can be delegated to a nursing assistant; the RN retains accountability and supervises.</w:t>
+      </w:r>
+    </w:p>
+    <w:p>
+      <w:r>
+        <w:t xml:space="preserve">❌ Why Not Other Options?</w:t>
+      </w:r>
+    </w:p>
+    <w:p>
+      <w:r>
+        <w:t xml:space="preserve">(a) — IV medication administration requires the RN's knowledge and skill.</w:t>
+      </w:r>
+    </w:p>
+    <w:p>
+      <w:r>
+        <w:t xml:space="preserve">(b) — Assessment is the core of the nursing process and cannot be delegated.</w:t>
+      </w:r>
+    </w:p>
+    <w:p>
+      <w:r>
+        <w:t xml:space="preserve">(d) — Teaching a new insulin regimen requires the RN's teaching and evaluation.</w:t>
+      </w:r>
+    </w:p>
+    <w:p>
+      <w:r>
+        <w:t xml:space="preserve">⚠️ Exam Trap: Delegation rule — "the RN delegates TASKS, never the nursing process (assessment, diagnosis, teaching, evaluation)."</w:t>
+      </w:r>
+    </w:p>
+    <w:p>
+      <w:r>
+        <w:t xml:space="preserve">💎 PNC Pearl: "Delegatable = routine stable tasks; NEVER delegate assessment, teaching, or anything requiring nursing judgment."</w:t>
+      </w:r>
+    </w:p>
+    <w:p>
+      <w:r>
+        <w:t xml:space="preserve">Positive Marks: 1</w:t>
+      </w:r>
+    </w:p>
+    <w:p>
+      <w:r>
+        <w:t xml:space="preserve">Negative Marks: 0.25</w:t>
       </w:r>
     </w:p>
     <w:sectPr>
       <w:pgSz w:w="12240" w:h="15840"/>
-      <w:pgMar w:top="864" w:right="1008" w:bottom="864" w:left="1008" w:header="720" w:footer="720" w:gutter="0"/>
+      <w:pgMar w:top="1440" w:right="1800" w:bottom="1440" w:left="1800" w:header="720" w:footer="720" w:gutter="0"/>
       <w:cols w:space="720"/>
       <w:docGrid w:linePitch="360"/>
     </w:sectPr>
@@ -2535,10 +2065,6 @@
     <w:name w:val="Normal"/>
     <w:qFormat/>
     <w:rsid w:val="00FC693F"/>
-    <w:rPr>
-      <w:rFonts w:ascii="Calibri" w:hAnsi="Calibri"/>
-      <w:sz w:val="22"/>
-    </w:rPr>
   </w:style>
   <w:style w:type="paragraph" w:styleId="Header">
     <w:name w:val="header"/>
